--- a/ОТЧЁТ по лабораторным работам 1-8 (для сдачи).docx
+++ b/ОТЧЁТ по лабораторным работам 1-8 (для сдачи).docx
@@ -5301,6 +5301,120 @@
           <w:color w:val="595959"/>
         </w:rPr>
         <w:t xml:space="preserve">Рис. 18. Самопроверка сервера лабораторной №8: AJAX, Comet, SSE, JSONP, WebSocket</w:t>
+      </w:r>
+    </w:p>
+    <w:p>
+      <w:pPr>
+        <w:jc w:val="center"/>
+        <w:spacing w:before="120" w:after="60"/>
+      </w:pPr>
+      <w:r>
+        <w:drawing>
+          <wp:inline distT="0" distB="0" distL="0" distR="0">
+            <wp:extent cx="6120000" cy="5003100"/>
+            <wp:effectExtent l="0" t="0" r="0" b="0"/>
+            <wp:docPr id="19" name="Изображение 19" descr="site-progress.png"/>
+            <wp:cNvGraphicFramePr>
+              <a:graphicFrameLocks noChangeAspect="1"/>
+            </wp:cNvGraphicFramePr>
+            <a:graphic>
+              <a:graphicData uri="http://schemas.openxmlformats.org/drawingml/2006/picture">
+                <pic:pic>
+                  <pic:nvPicPr>
+                    <pic:cNvPr id="19" name="site-progress.png"/>
+                    <pic:cNvPicPr/>
+                  </pic:nvPicPr>
+                  <pic:blipFill>
+                    <a:blip r:embed="rIdImg19"/>
+                    <a:stretch>
+                      <a:fillRect/>
+                    </a:stretch>
+                  </pic:blipFill>
+                  <pic:spPr>
+                    <a:xfrm>
+                      <a:off x="0" y="0"/>
+                      <a:ext cx="6120000" cy="5003100"/>
+                    </a:xfrm>
+                    <a:prstGeom prst="rect">
+                      <a:avLst/>
+                    </a:prstGeom>
+                  </pic:spPr>
+                </pic:pic>
+              </a:graphicData>
+            </a:graphic>
+          </wp:inline>
+        </w:drawing>
+      </w:r>
+    </w:p>
+    <w:p>
+      <w:pPr>
+        <w:jc w:val="center"/>
+        <w:spacing w:after="200"/>
+      </w:pPr>
+      <w:r>
+        <w:rPr>
+          <w:i/>
+          <w:sz w:val="18"/>
+          <w:color w:val="595959"/>
+        </w:rPr>
+        <w:t xml:space="preserve">Рис. 19. Компонент ProgressBar: два экземпляра с разной скоростью, быстрый дошёл до 100% («Готово!» и кнопка «Заново»)</w:t>
+      </w:r>
+    </w:p>
+    <w:p>
+      <w:pPr>
+        <w:jc w:val="center"/>
+        <w:spacing w:before="120" w:after="60"/>
+      </w:pPr>
+      <w:r>
+        <w:drawing>
+          <wp:inline distT="0" distB="0" distL="0" distR="0">
+            <wp:extent cx="6120000" cy="5003100"/>
+            <wp:effectExtent l="0" t="0" r="0" b="0"/>
+            <wp:docPr id="20" name="Изображение 20" descr="laba8-ajax-page.png"/>
+            <wp:cNvGraphicFramePr>
+              <a:graphicFrameLocks noChangeAspect="1"/>
+            </wp:cNvGraphicFramePr>
+            <a:graphic>
+              <a:graphicData uri="http://schemas.openxmlformats.org/drawingml/2006/picture">
+                <pic:pic>
+                  <pic:nvPicPr>
+                    <pic:cNvPr id="20" name="laba8-ajax-page.png"/>
+                    <pic:cNvPicPr/>
+                  </pic:nvPicPr>
+                  <pic:blipFill>
+                    <a:blip r:embed="rIdImg20"/>
+                    <a:stretch>
+                      <a:fillRect/>
+                    </a:stretch>
+                  </pic:blipFill>
+                  <pic:spPr>
+                    <a:xfrm>
+                      <a:off x="0" y="0"/>
+                      <a:ext cx="6120000" cy="5003100"/>
+                    </a:xfrm>
+                    <a:prstGeom prst="rect">
+                      <a:avLst/>
+                    </a:prstGeom>
+                  </pic:spPr>
+                </pic:pic>
+              </a:graphicData>
+            </a:graphic>
+          </wp:inline>
+        </w:drawing>
+      </w:r>
+    </w:p>
+    <w:p>
+      <w:pPr>
+        <w:jc w:val="center"/>
+        <w:spacing w:after="200"/>
+      </w:pPr>
+      <w:r>
+        <w:rPr>
+          <w:i/>
+          <w:sz w:val="18"/>
+          <w:color w:val="595959"/>
+        </w:rPr>
+        <w:t xml:space="preserve">Рис. 20. Задание 2: страница AJAX с полем ввода, кнопкой и списком сообщений (обновление раз в 2 секунды)</w:t>
       </w:r>
     </w:p>
     <w:p>

--- a/ОТЧЁТ по лабораторным работам 1-8 (для сдачи).docx
+++ b/ОТЧЁТ по лабораторным работам 1-8 (для сдачи).docx
@@ -1755,19 +1755,16 @@
       </w:r>
     </w:p>
     <w:p>
-      <w:pPr>
-        <w:pBdr>
-          <w:bottom w:val="single" w:sz="6" w:space="1" w:color="BFBFBF"/>
-        </w:pBdr>
-        <w:spacing w:before="120" w:after="120"/>
-      </w:pPr>
-    </w:p>
-    <w:p>
-      <w:pPr>
-        <w:pStyle w:val="Heading1"/>
-      </w:pPr>
-      <w:r>
-        <w:t xml:space="preserve">Лабораторная работа №3. Объявление функций, параметры, return, Function Expression, стрелочные функции</w:t>
+      <w:r>
+        <w:rPr>
+          <w:b/>
+        </w:rPr>
+        <w:t xml:space="preserve">Вопрос 4. Демонстрация работы с GitHub: Pull Request'ы (скриншоты прилагаются ниже).</w:t>
+      </w:r>
+    </w:p>
+    <w:p>
+      <w:r>
+        <w:t xml:space="preserve">Командная работа показана на реальном репозитории GitHub. Порядок действий: тимлид создал ветку разработки develop от main; каждый участник создал свою ветку feature/&lt;имя&gt; и внёс по одному точечному изменению в СВОЙ модуль; изменения отправлены на GitHub командой git push -u origin feature/&lt;имя&gt;; на каждый модуль открыт Pull Request в ветку develop с описанием «что сделано» и «как проверить»; тимлид проверил код, оставил комментарий ревьюера и влил PR (merge); после трёх принятых PR тимлид открыл финальный Pull Request develop → main и влил его в стабильную ветку. В итоге в репозитории осталась история с коммитами слияния — по ней видно, что код пришёл именно через пулл-реквесты.</w:t>
       </w:r>
     </w:p>
     <w:p>
@@ -1775,349 +1772,366 @@
         <w:pStyle w:val="Heading2"/>
       </w:pPr>
       <w:r>
-        <w:t xml:space="preserve">Задание</w:t>
-      </w:r>
-    </w:p>
-    <w:p>
-      <w:pPr>
-        <w:ind w:left="284"/>
-        <w:spacing w:after="40"/>
-      </w:pPr>
-      <w:r>
-        <w:t xml:space="preserve">• Задача 1. calculateDiscountedPrice(price, discount = 0) — цена со скидкой (1000, 10 → 900; 500 → 500).</w:t>
-      </w:r>
-    </w:p>
-    <w:p>
-      <w:pPr>
-        <w:ind w:left="284"/>
-        <w:spacing w:after="40"/>
-      </w:pPr>
-      <w:r>
-        <w:t xml:space="preserve">• Задача 2. isEven — проверка чётности через Function Expression.</w:t>
-      </w:r>
-    </w:p>
-    <w:p>
-      <w:pPr>
-        <w:ind w:left="284"/>
-        <w:spacing w:after="40"/>
-      </w:pPr>
-      <w:r>
-        <w:t xml:space="preserve">• Задача 3. formatName — формирование строки «Фамилия, Имя» через стрелочную функцию и значения по умолчанию.</w:t>
-      </w:r>
-    </w:p>
-    <w:p>
-      <w:pPr>
-        <w:ind w:left="284"/>
-        <w:spacing w:after="40"/>
-      </w:pPr>
-      <w:r>
-        <w:t xml:space="preserve">• Задача 4. mathOperation(a, b, callback) + add/subtract/multiply — передача функции как аргумента.</w:t>
-      </w:r>
-    </w:p>
-    <w:p>
-      <w:pPr>
-        <w:ind w:left="284"/>
-        <w:spacing w:after="40"/>
-      </w:pPr>
-      <w:r>
-        <w:t xml:space="preserve">• Задача 5. createGreeting(phrase) — генератор приветствий (замыкание).</w:t>
-      </w:r>
-    </w:p>
-    <w:p>
-      <w:pPr>
-        <w:pStyle w:val="Heading2"/>
-      </w:pPr>
-      <w:r>
-        <w:t xml:space="preserve">Ключевой код решения</w:t>
-      </w:r>
-    </w:p>
-    <w:p>
-      <w:pPr>
-        <w:pStyle w:val="Code"/>
-      </w:pPr>
-      <w:r>
-        <w:t xml:space="preserve">// Задача 1: значение параметра по умолчанию</w:t>
-      </w:r>
-    </w:p>
-    <w:p>
-      <w:pPr>
-        <w:pStyle w:val="Code"/>
-      </w:pPr>
-      <w:r>
-        <w:t xml:space="preserve">function calculateDiscountedPrice(price, discount = 0) {</w:t>
-      </w:r>
-    </w:p>
-    <w:p>
-      <w:pPr>
-        <w:pStyle w:val="Code"/>
-      </w:pPr>
-      <w:r>
-        <w:t xml:space="preserve">    const finalPrice = price - (price * discount) / 100;</w:t>
-      </w:r>
-    </w:p>
-    <w:p>
-      <w:pPr>
-        <w:pStyle w:val="Code"/>
-      </w:pPr>
-      <w:r>
-        <w:t xml:space="preserve">    return Math.round(finalPrice * 100) / 100;</w:t>
-      </w:r>
-    </w:p>
-    <w:p>
-      <w:pPr>
-        <w:pStyle w:val="Code"/>
-      </w:pPr>
-      <w:r>
-        <w:t xml:space="preserve">}</w:t>
-      </w:r>
-    </w:p>
-    <w:p>
-      <w:pPr>
-        <w:pStyle w:val="Code"/>
-      </w:pPr>
-      <w:r>
-        <w:t xml:space="preserve"> </w:t>
-      </w:r>
-    </w:p>
-    <w:p>
-      <w:pPr>
-        <w:pStyle w:val="Code"/>
-      </w:pPr>
-      <w:r>
-        <w:t xml:space="preserve">// Задача 2: Function Expression</w:t>
-      </w:r>
-    </w:p>
-    <w:p>
-      <w:pPr>
-        <w:pStyle w:val="Code"/>
-      </w:pPr>
-      <w:r>
-        <w:t xml:space="preserve">const isEven = function (number) {</w:t>
-      </w:r>
-    </w:p>
-    <w:p>
-      <w:pPr>
-        <w:pStyle w:val="Code"/>
-      </w:pPr>
-      <w:r>
-        <w:t xml:space="preserve">    return number % 2 === 0;</w:t>
-      </w:r>
-    </w:p>
-    <w:p>
-      <w:pPr>
-        <w:pStyle w:val="Code"/>
-      </w:pPr>
-      <w:r>
-        <w:t xml:space="preserve">};</w:t>
-      </w:r>
-    </w:p>
-    <w:p>
-      <w:pPr>
-        <w:pStyle w:val="Code"/>
-      </w:pPr>
-      <w:r>
-        <w:t xml:space="preserve"> </w:t>
-      </w:r>
-    </w:p>
-    <w:p>
-      <w:pPr>
-        <w:pStyle w:val="Code"/>
-      </w:pPr>
-      <w:r>
-        <w:t xml:space="preserve">// Задача 3: стрелочная функция</w:t>
-      </w:r>
-    </w:p>
-    <w:p>
-      <w:pPr>
-        <w:pStyle w:val="Code"/>
-      </w:pPr>
-      <w:r>
-        <w:t xml:space="preserve">const formatName = (firstName = '', lastName = '') =&gt; {</w:t>
-      </w:r>
-    </w:p>
-    <w:p>
-      <w:pPr>
-        <w:pStyle w:val="Code"/>
-      </w:pPr>
-      <w:r>
-        <w:t xml:space="preserve">    const first = String(firstName).trim();</w:t>
-      </w:r>
-    </w:p>
-    <w:p>
-      <w:pPr>
-        <w:pStyle w:val="Code"/>
-      </w:pPr>
-      <w:r>
-        <w:t xml:space="preserve">    const last = String(lastName).trim();</w:t>
-      </w:r>
-    </w:p>
-    <w:p>
-      <w:pPr>
-        <w:pStyle w:val="Code"/>
-      </w:pPr>
-      <w:r>
-        <w:t xml:space="preserve">    if (first &amp;&amp; last) return `${last}, ${first}`;</w:t>
-      </w:r>
-    </w:p>
-    <w:p>
-      <w:pPr>
-        <w:pStyle w:val="Code"/>
-      </w:pPr>
-      <w:r>
-        <w:t xml:space="preserve">    if (last) return `Уважаемый(ая) ${last}`;</w:t>
-      </w:r>
-    </w:p>
-    <w:p>
-      <w:pPr>
-        <w:pStyle w:val="Code"/>
-      </w:pPr>
-      <w:r>
-        <w:t xml:space="preserve">    return 'Аноним';</w:t>
-      </w:r>
-    </w:p>
-    <w:p>
-      <w:pPr>
-        <w:pStyle w:val="Code"/>
-      </w:pPr>
-      <w:r>
-        <w:t xml:space="preserve">};</w:t>
-      </w:r>
-    </w:p>
-    <w:p>
-      <w:pPr>
-        <w:pStyle w:val="Code"/>
-      </w:pPr>
-      <w:r>
-        <w:t xml:space="preserve"> </w:t>
-      </w:r>
-    </w:p>
-    <w:p>
-      <w:pPr>
-        <w:pStyle w:val="Code"/>
-      </w:pPr>
-      <w:r>
-        <w:t xml:space="preserve">// Задача 4: функция высшего порядка</w:t>
-      </w:r>
-    </w:p>
-    <w:p>
-      <w:pPr>
-        <w:pStyle w:val="Code"/>
-      </w:pPr>
-      <w:r>
-        <w:t xml:space="preserve">function mathOperation(a, b, operation) {</w:t>
-      </w:r>
-    </w:p>
-    <w:p>
-      <w:pPr>
-        <w:pStyle w:val="Code"/>
-      </w:pPr>
-      <w:r>
-        <w:t xml:space="preserve">    return operation(a, b);</w:t>
-      </w:r>
-    </w:p>
-    <w:p>
-      <w:pPr>
-        <w:pStyle w:val="Code"/>
-      </w:pPr>
-      <w:r>
-        <w:t xml:space="preserve">}</w:t>
-      </w:r>
-    </w:p>
-    <w:p>
-      <w:pPr>
-        <w:pStyle w:val="Code"/>
-      </w:pPr>
-      <w:r>
-        <w:t xml:space="preserve">mathOperation(10, 5, add);       // 15</w:t>
-      </w:r>
-    </w:p>
-    <w:p>
-      <w:pPr>
-        <w:pStyle w:val="Code"/>
-      </w:pPr>
-      <w:r>
-        <w:t xml:space="preserve"> </w:t>
-      </w:r>
-    </w:p>
-    <w:p>
-      <w:pPr>
-        <w:pStyle w:val="Code"/>
-      </w:pPr>
-      <w:r>
-        <w:t xml:space="preserve">// Задача 5: замыкание</w:t>
-      </w:r>
-    </w:p>
-    <w:p>
-      <w:pPr>
-        <w:pStyle w:val="Code"/>
-      </w:pPr>
-      <w:r>
-        <w:t xml:space="preserve">function createGreeting(greeting) {</w:t>
-      </w:r>
-    </w:p>
-    <w:p>
-      <w:pPr>
-        <w:pStyle w:val="Code"/>
-      </w:pPr>
-      <w:r>
-        <w:t xml:space="preserve">    return function (name) {       // помнит greeting после выхода из createGreeting</w:t>
-      </w:r>
-    </w:p>
-    <w:p>
-      <w:pPr>
-        <w:pStyle w:val="Code"/>
-      </w:pPr>
-      <w:r>
-        <w:t xml:space="preserve">        return `${greeting}, ${name}!`;</w:t>
-      </w:r>
-    </w:p>
-    <w:p>
-      <w:pPr>
-        <w:pStyle w:val="Code"/>
-      </w:pPr>
-      <w:r>
-        <w:t xml:space="preserve">    };</w:t>
-      </w:r>
-    </w:p>
-    <w:p>
-      <w:pPr>
-        <w:pStyle w:val="Code"/>
-      </w:pPr>
-      <w:r>
-        <w:t xml:space="preserve">}</w:t>
-      </w:r>
-    </w:p>
-    <w:p>
-      <w:pPr>
-        <w:pStyle w:val="Code"/>
-      </w:pPr>
-      <w:r>
-        <w:t xml:space="preserve">const sayHi = createGreeting('Привет');</w:t>
-      </w:r>
-    </w:p>
-    <w:p>
-      <w:pPr>
-        <w:pStyle w:val="Code"/>
-      </w:pPr>
-      <w:r>
-        <w:t xml:space="preserve">sayHi('Анна');                    // "Привет, Анна!"</w:t>
-      </w:r>
-    </w:p>
-    <w:p>
-      <w:pPr>
-        <w:pStyle w:val="Code"/>
-        <w:spacing w:after="160"/>
+        <w:t xml:space="preserve">Скриншоты работы с GitHub (Pull Request'ы)</w:t>
+      </w:r>
+    </w:p>
+    <w:p>
+      <w:r>
+        <w:t xml:space="preserve">Демонстрация выполнена в публичном репозитории с лабораторными работами: </w:t>
+      </w:r>
+      <w:r>
+        <w:rPr>
+          <w:b/>
+        </w:rPr>
+        <w:t xml:space="preserve">https://github.com/vasennka/web-labs-ovbi-304b</w:t>
+      </w:r>
+    </w:p>
+    <w:p>
+      <w:r>
+        <w:t xml:space="preserve">Ниже приведены скриншоты всех шагов. Работа шла по схеме: личная ветка → Pull Request → ревью → слияние в </w:t>
+      </w:r>
+      <w:r>
+        <w:rPr>
+          <w:rFonts w:ascii="Consolas" w:hAnsi="Consolas" w:cs="Consolas"/>
+          <w:sz w:val="19"/>
+          <w:szCs w:val="19"/>
+          <w:color w:val="A31515"/>
+        </w:rPr>
+        <w:t xml:space="preserve">develop</w:t>
+      </w:r>
+      <w:r>
+        <w:t xml:space="preserve"> → финальный релиз в </w:t>
+      </w:r>
+      <w:r>
+        <w:rPr>
+          <w:rFonts w:ascii="Consolas" w:hAnsi="Consolas" w:cs="Consolas"/>
+          <w:sz w:val="19"/>
+          <w:szCs w:val="19"/>
+          <w:color w:val="A31515"/>
+        </w:rPr>
+        <w:t xml:space="preserve">main</w:t>
+      </w:r>
+      <w:r>
+        <w:t xml:space="preserve">.</w:t>
+      </w:r>
+    </w:p>
+    <w:tbl>
+      <w:tblPr>
+        <w:tblW w:w="5000" w:type="pct"/>
+        <w:tblBorders>
+          <w:top w:val="single" w:sz="6" w:space="0" w:color="BFBFBF"/>
+          <w:left w:val="single" w:sz="6" w:space="0" w:color="BFBFBF"/>
+          <w:bottom w:val="single" w:sz="6" w:space="0" w:color="BFBFBF"/>
+          <w:right w:val="single" w:sz="6" w:space="0" w:color="BFBFBF"/>
+          <w:insideH w:val="single" w:sz="6" w:space="0" w:color="BFBFBF"/>
+          <w:insideV w:val="single" w:sz="6" w:space="0" w:color="BFBFBF"/>
+        </w:tblBorders>
+      </w:tblPr>
+      <w:tr>
+        <w:trPr>
+          <w:tblHeader/>
+        </w:trPr>
+        <w:tc>
+          <w:tcPr>
+            <w:tcW w:w="0" w:type="auto"/>
+            <w:shd w:val="clear" w:color="auto" w:fill="EFF3F8"/>
+            <w:vAlign w:val="top"/>
+          </w:tcPr>
+          <w:p>
+            <w:pPr>
+              <w:spacing w:after="0"/>
+            </w:pPr>
+            <w:r>
+              <w:rPr>
+                <w:b/>
+              </w:rPr>
+              <w:t xml:space="preserve">Pull Request</w:t>
+            </w:r>
+          </w:p>
+        </w:tc>
+        <w:tc>
+          <w:tcPr>
+            <w:tcW w:w="0" w:type="auto"/>
+            <w:shd w:val="clear" w:color="auto" w:fill="EFF3F8"/>
+            <w:vAlign w:val="top"/>
+          </w:tcPr>
+          <w:p>
+            <w:pPr>
+              <w:spacing w:after="0"/>
+            </w:pPr>
+            <w:r>
+              <w:rPr>
+                <w:b/>
+              </w:rPr>
+              <w:t xml:space="preserve">Ветка</w:t>
+            </w:r>
+          </w:p>
+        </w:tc>
+        <w:tc>
+          <w:tcPr>
+            <w:tcW w:w="0" w:type="auto"/>
+            <w:shd w:val="clear" w:color="auto" w:fill="EFF3F8"/>
+            <w:vAlign w:val="top"/>
+          </w:tcPr>
+          <w:p>
+            <w:pPr>
+              <w:spacing w:after="0"/>
+            </w:pPr>
+            <w:r>
+              <w:rPr>
+                <w:b/>
+              </w:rPr>
+              <w:t xml:space="preserve">Что изменено</w:t>
+            </w:r>
+          </w:p>
+        </w:tc>
+      </w:tr>
+      <w:tr>
+        <w:tc>
+          <w:tcPr>
+            <w:tcW w:w="0" w:type="auto"/>
+            <w:vAlign w:val="top"/>
+          </w:tcPr>
+          <w:p>
+            <w:pPr>
+              <w:spacing w:after="0"/>
+            </w:pPr>
+            <w:r>
+              <w:t xml:space="preserve">#1</w:t>
+            </w:r>
+          </w:p>
+        </w:tc>
+        <w:tc>
+          <w:tcPr>
+            <w:tcW w:w="0" w:type="auto"/>
+            <w:vAlign w:val="top"/>
+          </w:tcPr>
+          <w:p>
+            <w:pPr>
+              <w:spacing w:after="0"/>
+            </w:pPr>
+            <w:r>
+              <w:rPr>
+                <w:rFonts w:ascii="Consolas" w:hAnsi="Consolas" w:cs="Consolas"/>
+                <w:sz w:val="19"/>
+                <w:szCs w:val="19"/>
+                <w:color w:val="A31515"/>
+              </w:rPr>
+              <w:t xml:space="preserve">feature/denis</w:t>
+            </w:r>
+          </w:p>
+        </w:tc>
+        <w:tc>
+          <w:tcPr>
+            <w:tcW w:w="0" w:type="auto"/>
+            <w:vAlign w:val="top"/>
+          </w:tcPr>
+          <w:p>
+            <w:pPr>
+              <w:spacing w:after="0"/>
+            </w:pPr>
+            <w:r>
+              <w:rPr>
+                <w:rFonts w:ascii="Consolas" w:hAnsi="Consolas" w:cs="Consolas"/>
+                <w:sz w:val="19"/>
+                <w:szCs w:val="19"/>
+                <w:color w:val="A31515"/>
+              </w:rPr>
+              <w:t xml:space="preserve">laba2/modules/average.js</w:t>
+            </w:r>
+            <w:r>
+              <w:t xml:space="preserve"> — проверка входных данных и JSDoc</w:t>
+            </w:r>
+          </w:p>
+        </w:tc>
+      </w:tr>
+      <w:tr>
+        <w:tc>
+          <w:tcPr>
+            <w:tcW w:w="0" w:type="auto"/>
+            <w:vAlign w:val="top"/>
+          </w:tcPr>
+          <w:p>
+            <w:pPr>
+              <w:spacing w:after="0"/>
+            </w:pPr>
+            <w:r>
+              <w:t xml:space="preserve">#2</w:t>
+            </w:r>
+          </w:p>
+        </w:tc>
+        <w:tc>
+          <w:tcPr>
+            <w:tcW w:w="0" w:type="auto"/>
+            <w:vAlign w:val="top"/>
+          </w:tcPr>
+          <w:p>
+            <w:pPr>
+              <w:spacing w:after="0"/>
+            </w:pPr>
+            <w:r>
+              <w:rPr>
+                <w:rFonts w:ascii="Consolas" w:hAnsi="Consolas" w:cs="Consolas"/>
+                <w:sz w:val="19"/>
+                <w:szCs w:val="19"/>
+                <w:color w:val="A31515"/>
+              </w:rPr>
+              <w:t xml:space="preserve">feature/anna</w:t>
+            </w:r>
+          </w:p>
+        </w:tc>
+        <w:tc>
+          <w:tcPr>
+            <w:tcW w:w="0" w:type="auto"/>
+            <w:vAlign w:val="top"/>
+          </w:tcPr>
+          <w:p>
+            <w:pPr>
+              <w:spacing w:after="0"/>
+            </w:pPr>
+            <w:r>
+              <w:rPr>
+                <w:rFonts w:ascii="Consolas" w:hAnsi="Consolas" w:cs="Consolas"/>
+                <w:sz w:val="19"/>
+                <w:szCs w:val="19"/>
+                <w:color w:val="A31515"/>
+              </w:rPr>
+              <w:t xml:space="preserve">laba2/modules/failed.js</w:t>
+            </w:r>
+            <w:r>
+              <w:t xml:space="preserve"> — сортировка должников и защита от неверного ввода</w:t>
+            </w:r>
+          </w:p>
+        </w:tc>
+      </w:tr>
+      <w:tr>
+        <w:tc>
+          <w:tcPr>
+            <w:tcW w:w="0" w:type="auto"/>
+            <w:vAlign w:val="top"/>
+          </w:tcPr>
+          <w:p>
+            <w:pPr>
+              <w:spacing w:after="0"/>
+            </w:pPr>
+            <w:r>
+              <w:t xml:space="preserve">#3</w:t>
+            </w:r>
+          </w:p>
+        </w:tc>
+        <w:tc>
+          <w:tcPr>
+            <w:tcW w:w="0" w:type="auto"/>
+            <w:vAlign w:val="top"/>
+          </w:tcPr>
+          <w:p>
+            <w:pPr>
+              <w:spacing w:after="0"/>
+            </w:pPr>
+            <w:r>
+              <w:rPr>
+                <w:rFonts w:ascii="Consolas" w:hAnsi="Consolas" w:cs="Consolas"/>
+                <w:sz w:val="19"/>
+                <w:szCs w:val="19"/>
+                <w:color w:val="A31515"/>
+              </w:rPr>
+              <w:t xml:space="preserve">feature/dasha</w:t>
+            </w:r>
+          </w:p>
+        </w:tc>
+        <w:tc>
+          <w:tcPr>
+            <w:tcW w:w="0" w:type="auto"/>
+            <w:vAlign w:val="top"/>
+          </w:tcPr>
+          <w:p>
+            <w:pPr>
+              <w:spacing w:after="0"/>
+            </w:pPr>
+            <w:r>
+              <w:rPr>
+                <w:rFonts w:ascii="Consolas" w:hAnsi="Consolas" w:cs="Consolas"/>
+                <w:sz w:val="19"/>
+                <w:szCs w:val="19"/>
+                <w:color w:val="A31515"/>
+              </w:rPr>
+              <w:t xml:space="preserve">laba2/modules/letter.js</w:t>
+            </w:r>
+            <w:r>
+              <w:t xml:space="preserve"> — пороги оценок вынесены в константы</w:t>
+            </w:r>
+          </w:p>
+        </w:tc>
+      </w:tr>
+      <w:tr>
+        <w:tc>
+          <w:tcPr>
+            <w:tcW w:w="0" w:type="auto"/>
+            <w:vAlign w:val="top"/>
+          </w:tcPr>
+          <w:p>
+            <w:pPr>
+              <w:spacing w:after="0"/>
+            </w:pPr>
+            <w:r>
+              <w:t xml:space="preserve">#4</w:t>
+            </w:r>
+          </w:p>
+        </w:tc>
+        <w:tc>
+          <w:tcPr>
+            <w:tcW w:w="0" w:type="auto"/>
+            <w:vAlign w:val="top"/>
+          </w:tcPr>
+          <w:p>
+            <w:pPr>
+              <w:spacing w:after="0"/>
+            </w:pPr>
+            <w:r>
+              <w:rPr>
+                <w:rFonts w:ascii="Consolas" w:hAnsi="Consolas" w:cs="Consolas"/>
+                <w:sz w:val="19"/>
+                <w:szCs w:val="19"/>
+                <w:color w:val="A31515"/>
+              </w:rPr>
+              <w:t xml:space="preserve">develop</w:t>
+            </w:r>
+            <w:r>
+              <w:t xml:space="preserve"> → </w:t>
+            </w:r>
+            <w:r>
+              <w:rPr>
+                <w:rFonts w:ascii="Consolas" w:hAnsi="Consolas" w:cs="Consolas"/>
+                <w:sz w:val="19"/>
+                <w:szCs w:val="19"/>
+                <w:color w:val="A31515"/>
+              </w:rPr>
+              <w:t xml:space="preserve">main</w:t>
+            </w:r>
+          </w:p>
+        </w:tc>
+        <w:tc>
+          <w:tcPr>
+            <w:tcW w:w="0" w:type="auto"/>
+            <w:vAlign w:val="top"/>
+          </w:tcPr>
+          <w:p>
+            <w:pPr>
+              <w:spacing w:after="0"/>
+            </w:pPr>
+            <w:r>
+              <w:t xml:space="preserve">релиз лабораторной работы: влиты все три модуля</w:t>
+            </w:r>
+          </w:p>
+        </w:tc>
+      </w:tr>
+    </w:tbl>
+    <w:p>
+      <w:pPr>
+        <w:spacing w:after="60"/>
       </w:pPr>
       <w:r>
         <w:t xml:space="preserve"/>
-      </w:r>
-    </w:p>
-    <w:p>
-      <w:pPr>
-        <w:pStyle w:val="Heading2"/>
-      </w:pPr>
-      <w:r>
-        <w:t xml:space="preserve">Результат выполнения</w:t>
       </w:r>
     </w:p>
     <w:p>
@@ -2128,9 +2142,9 @@
       <w:r>
         <w:drawing>
           <wp:inline distT="0" distB="0" distL="0" distR="0">
-            <wp:extent cx="6120000" cy="7616866"/>
+            <wp:extent cx="6120000" cy="7803975"/>
             <wp:effectExtent l="0" t="0" r="0" b="0"/>
-            <wp:docPr id="5" name="Изображение 5" descr="laba3-1.png"/>
+            <wp:docPr id="5" name="Изображение 5" descr="github-pr-list.png"/>
             <wp:cNvGraphicFramePr>
               <a:graphicFrameLocks noChangeAspect="1"/>
             </wp:cNvGraphicFramePr>
@@ -2138,7 +2152,7 @@
               <a:graphicData uri="http://schemas.openxmlformats.org/drawingml/2006/picture">
                 <pic:pic>
                   <pic:nvPicPr>
-                    <pic:cNvPr id="5" name="laba3-1.png"/>
+                    <pic:cNvPr id="5" name="github-pr-list.png"/>
                     <pic:cNvPicPr/>
                   </pic:nvPicPr>
                   <pic:blipFill>
@@ -2150,7 +2164,7 @@
                   <pic:spPr>
                     <a:xfrm>
                       <a:off x="0" y="0"/>
-                      <a:ext cx="6120000" cy="7616866"/>
+                      <a:ext cx="6120000" cy="7803975"/>
                     </a:xfrm>
                     <a:prstGeom prst="rect">
                       <a:avLst/>
@@ -2174,7 +2188,7 @@
           <w:sz w:val="18"/>
           <w:color w:val="595959"/>
         </w:rPr>
-        <w:t xml:space="preserve">Рис. 5. Вывод программы laba3.js (часть 1 из 2)</w:t>
+        <w:t xml:space="preserve">Рис. 5. Список пулл-реквестов: три PR по модулям влиты в develop, четвёртый — релизный</w:t>
       </w:r>
     </w:p>
     <w:p>
@@ -2185,9 +2199,9 @@
       <w:r>
         <w:drawing>
           <wp:inline distT="0" distB="0" distL="0" distR="0">
-            <wp:extent cx="6120000" cy="5003100"/>
+            <wp:extent cx="4741611" cy="9000000"/>
             <wp:effectExtent l="0" t="0" r="0" b="0"/>
-            <wp:docPr id="6" name="Изображение 6" descr="laba3-2.png"/>
+            <wp:docPr id="6" name="Изображение 6" descr="github-pr1-conversation.png"/>
             <wp:cNvGraphicFramePr>
               <a:graphicFrameLocks noChangeAspect="1"/>
             </wp:cNvGraphicFramePr>
@@ -2195,7 +2209,7 @@
               <a:graphicData uri="http://schemas.openxmlformats.org/drawingml/2006/picture">
                 <pic:pic>
                   <pic:nvPicPr>
-                    <pic:cNvPr id="6" name="laba3-2.png"/>
+                    <pic:cNvPr id="6" name="github-pr1-conversation.png"/>
                     <pic:cNvPicPr/>
                   </pic:nvPicPr>
                   <pic:blipFill>
@@ -2207,7 +2221,7 @@
                   <pic:spPr>
                     <a:xfrm>
                       <a:off x="0" y="0"/>
-                      <a:ext cx="6120000" cy="5003100"/>
+                      <a:ext cx="4741611" cy="9000000"/>
                     </a:xfrm>
                     <a:prstGeom prst="rect">
                       <a:avLst/>
@@ -2231,433 +2245,7 @@
           <w:sz w:val="18"/>
           <w:color w:val="595959"/>
         </w:rPr>
-        <w:t xml:space="preserve">Рис. 6. Вывод программы laba3.js (часть 2 из 2)</w:t>
-      </w:r>
-    </w:p>
-    <w:p>
-      <w:pPr>
-        <w:pStyle w:val="Heading2"/>
-      </w:pPr>
-      <w:r>
-        <w:t xml:space="preserve">Ответы на контрольные вопросы</w:t>
-      </w:r>
-    </w:p>
-    <w:p>
-      <w:r>
-        <w:rPr>
-          <w:b/>
-        </w:rPr>
-        <w:t xml:space="preserve">Вопрос 1. В чём разница между Function Declaration и Function Expression?</w:t>
-      </w:r>
-    </w:p>
-    <w:p>
-      <w:r>
-        <w:t xml:space="preserve">Function Declaration — это отдельный оператор (function sum(a, b) {…}), она «всплывает»: движок создаёт её до выполнения кода, поэтому вызов до объявления работает. Function Expression — это функция как значение (const sum = function (a, b) {…}), она создаётся в момент выполнения строки, и вызвать её раньше нельзя (для const — ReferenceError из-за временной мёртвой зоны). У Expression может не быть имени; имя, если задано, доступно только внутри самой функции.</w:t>
-      </w:r>
-    </w:p>
-    <w:p>
-      <w:r>
-        <w:rPr>
-          <w:b/>
-        </w:rPr>
-        <w:t xml:space="preserve">Вопрос 2. Что такое стрелочная функция? Когда удобно её использовать?</w:t>
-      </w:r>
-    </w:p>
-    <w:p>
-      <w:r>
-        <w:t xml:space="preserve">Это компактный синтаксис: (a, b) =&gt; a / b. У стрелки нет собственного this (берётся из внешнего окружения), нет объекта arguments, она не может быть конструктором (new выдаст TypeError) и не может быть генератором. Удобна в колбэках: arr.map(x =&gt; x * 2), в обработчиках внутри методов класса — не нужно писать const self = this. Не подходит для методов объекта, которым нужен собственный this.</w:t>
-      </w:r>
-    </w:p>
-    <w:p>
-      <w:r>
-        <w:rPr>
-          <w:b/>
-        </w:rPr>
-        <w:t xml:space="preserve">Вопрос 3. Что произойдёт, если функция не содержит return?</w:t>
-      </w:r>
-    </w:p>
-    <w:p>
-      <w:r>
-        <w:t xml:space="preserve">Ошибки не будет — функция вернёт undefined. return без значения тоже возвращает undefined, но завершает функцию досрочно. Ловушка ASI: если return и значение стоят на разных строках, вернётся undefined (return {ok:true} — вернёт undefined). Для конструктора отсутствие return означает возврат this; для async-функции — Promise, разрешающийся в undefined.</w:t>
-      </w:r>
-    </w:p>
-    <w:p>
-      <w:r>
-        <w:rPr>
-          <w:b/>
-        </w:rPr>
-        <w:t xml:space="preserve">Вопрос 4. Что такое «замыкание» (closure) на примере задачи 5?</w:t>
-      </w:r>
-    </w:p>
-    <w:p>
-      <w:r>
-        <w:t xml:space="preserve">Замыкание — это функция вместе со своим лексическим окружением: все внешние переменные, к которым она обращается, сохраняются в памяти столько, сколько живёт функция. В createGreeting("Привет") при вызове создаётся окружение с greeting = "Привет"; возвращаемая функция держит на него ссылку, поэтому после завершения createGreeting переменная не уничтожается. Каждый вызов createGreeting создаёт своё окружение, поэтому sayHi и sayHello независимы. На замыканиях строятся приватные счётчики, фабрики функций и React-хуки.</w:t>
-      </w:r>
-    </w:p>
-    <w:p>
-      <w:pPr>
-        <w:pBdr>
-          <w:bottom w:val="single" w:sz="6" w:space="1" w:color="BFBFBF"/>
-        </w:pBdr>
-        <w:spacing w:before="120" w:after="120"/>
-      </w:pPr>
-    </w:p>
-    <w:p>
-      <w:pPr>
-        <w:pStyle w:val="Heading1"/>
-      </w:pPr>
-      <w:r>
-        <w:t xml:space="preserve">Лабораторная работа №4. Чистые функции, побочные эффекты, рекурсия, функции map, filter, reduce</w:t>
-      </w:r>
-    </w:p>
-    <w:p>
-      <w:pPr>
-        <w:pStyle w:val="Heading2"/>
-      </w:pPr>
-      <w:r>
-        <w:t xml:space="preserve">Задание</w:t>
-      </w:r>
-    </w:p>
-    <w:p>
-      <w:pPr>
-        <w:ind w:left="284"/>
-        <w:spacing w:after="40"/>
-      </w:pPr>
-      <w:r>
-        <w:t xml:space="preserve">• Задача 1. Определить, чистая ли функция calculatePrice (использует внешний tax) и переписать её чистой; создать нечистую addToCart.</w:t>
-      </w:r>
-    </w:p>
-    <w:p>
-      <w:pPr>
-        <w:ind w:left="284"/>
-        <w:spacing w:after="40"/>
-      </w:pPr>
-      <w:r>
-        <w:t xml:space="preserve">• Задача 2. Рекурсивный факториал factorial(n) без циклов; 0! = 1, для отрицательных — null.</w:t>
-      </w:r>
-    </w:p>
-    <w:p>
-      <w:pPr>
-        <w:ind w:left="284"/>
-        <w:spacing w:after="40"/>
-      </w:pPr>
-      <w:r>
-        <w:t xml:space="preserve">• Задача 3. Только через filter и map: квадраты чисел больше 10 из [5, 12, 8, 130, 44, 3] → [144, 16900, 1936].</w:t>
-      </w:r>
-    </w:p>
-    <w:p>
-      <w:pPr>
-        <w:ind w:left="284"/>
-        <w:spacing w:after="40"/>
-      </w:pPr>
-      <w:r>
-        <w:t xml:space="preserve">• Задача 4. Через reduce: общая стоимость корзины orders → 56000.</w:t>
-      </w:r>
-    </w:p>
-    <w:p>
-      <w:pPr>
-        <w:ind w:left="284"/>
-        <w:spacing w:after="40"/>
-      </w:pPr>
-      <w:r>
-        <w:t xml:space="preserve">• Задача 5. Каррирование: multiply(2)(3) → 6, multiply(2)(3)(4) → 24.</w:t>
-      </w:r>
-    </w:p>
-    <w:p>
-      <w:pPr>
-        <w:pStyle w:val="Heading2"/>
-      </w:pPr>
-      <w:r>
-        <w:t xml:space="preserve">Ключевой код решения</w:t>
-      </w:r>
-    </w:p>
-    <w:p>
-      <w:pPr>
-        <w:pStyle w:val="Code"/>
-      </w:pPr>
-      <w:r>
-        <w:t xml:space="preserve">// Задача 1: было нечисто (зависело от внешнего tax)</w:t>
-      </w:r>
-    </w:p>
-    <w:p>
-      <w:pPr>
-        <w:pStyle w:val="Code"/>
-      </w:pPr>
-      <w:r>
-        <w:t xml:space="preserve">function calculatePrice(price) { return price + (price * tax); }</w:t>
-      </w:r>
-    </w:p>
-    <w:p>
-      <w:pPr>
-        <w:pStyle w:val="Code"/>
-      </w:pPr>
-      <w:r>
-        <w:t xml:space="preserve"> </w:t>
-      </w:r>
-    </w:p>
-    <w:p>
-      <w:pPr>
-        <w:pStyle w:val="Code"/>
-      </w:pPr>
-      <w:r>
-        <w:t xml:space="preserve">// стало чисто: налог — параметр</w:t>
-      </w:r>
-    </w:p>
-    <w:p>
-      <w:pPr>
-        <w:pStyle w:val="Code"/>
-      </w:pPr>
-      <w:r>
-        <w:t xml:space="preserve">function calculatePricePure(price, taxRate = 0) {</w:t>
-      </w:r>
-    </w:p>
-    <w:p>
-      <w:pPr>
-        <w:pStyle w:val="Code"/>
-      </w:pPr>
-      <w:r>
-        <w:t xml:space="preserve">    return Math.round(price * (1 + taxRate) * 100) / 100;</w:t>
-      </w:r>
-    </w:p>
-    <w:p>
-      <w:pPr>
-        <w:pStyle w:val="Code"/>
-      </w:pPr>
-      <w:r>
-        <w:t xml:space="preserve">}</w:t>
-      </w:r>
-    </w:p>
-    <w:p>
-      <w:pPr>
-        <w:pStyle w:val="Code"/>
-      </w:pPr>
-      <w:r>
-        <w:t xml:space="preserve"> </w:t>
-      </w:r>
-    </w:p>
-    <w:p>
-      <w:pPr>
-        <w:pStyle w:val="Code"/>
-      </w:pPr>
-      <w:r>
-        <w:t xml:space="preserve">// нечистая функция: меняет внешний массив и пишет в консоль</w:t>
-      </w:r>
-    </w:p>
-    <w:p>
-      <w:pPr>
-        <w:pStyle w:val="Code"/>
-      </w:pPr>
-      <w:r>
-        <w:t xml:space="preserve">const cart = [];</w:t>
-      </w:r>
-    </w:p>
-    <w:p>
-      <w:pPr>
-        <w:pStyle w:val="Code"/>
-      </w:pPr>
-      <w:r>
-        <w:t xml:space="preserve">function addToCart(productName) {</w:t>
-      </w:r>
-    </w:p>
-    <w:p>
-      <w:pPr>
-        <w:pStyle w:val="Code"/>
-      </w:pPr>
-      <w:r>
-        <w:t xml:space="preserve">    cart.push(productName);</w:t>
-      </w:r>
-    </w:p>
-    <w:p>
-      <w:pPr>
-        <w:pStyle w:val="Code"/>
-      </w:pPr>
-      <w:r>
-        <w:t xml:space="preserve">    console.log('добавлено:', productName);</w:t>
-      </w:r>
-    </w:p>
-    <w:p>
-      <w:pPr>
-        <w:pStyle w:val="Code"/>
-      </w:pPr>
-      <w:r>
-        <w:t xml:space="preserve">    return cart.length;</w:t>
-      </w:r>
-    </w:p>
-    <w:p>
-      <w:pPr>
-        <w:pStyle w:val="Code"/>
-      </w:pPr>
-      <w:r>
-        <w:t xml:space="preserve">}</w:t>
-      </w:r>
-    </w:p>
-    <w:p>
-      <w:pPr>
-        <w:pStyle w:val="Code"/>
-      </w:pPr>
-      <w:r>
-        <w:t xml:space="preserve">// чистая версия того же: возвращает НОВЫЙ массив</w:t>
-      </w:r>
-    </w:p>
-    <w:p>
-      <w:pPr>
-        <w:pStyle w:val="Code"/>
-      </w:pPr>
-      <w:r>
-        <w:t xml:space="preserve">const addToCartPure = (cartItems, productName) =&gt; [...cartItems, productName];</w:t>
-      </w:r>
-    </w:p>
-    <w:p>
-      <w:pPr>
-        <w:pStyle w:val="Code"/>
-      </w:pPr>
-      <w:r>
-        <w:t xml:space="preserve"> </w:t>
-      </w:r>
-    </w:p>
-    <w:p>
-      <w:pPr>
-        <w:pStyle w:val="Code"/>
-      </w:pPr>
-      <w:r>
-        <w:t xml:space="preserve">// Задача 2: рекурсия (без циклов)</w:t>
-      </w:r>
-    </w:p>
-    <w:p>
-      <w:pPr>
-        <w:pStyle w:val="Code"/>
-      </w:pPr>
-      <w:r>
-        <w:t xml:space="preserve">function factorial(n) {</w:t>
-      </w:r>
-    </w:p>
-    <w:p>
-      <w:pPr>
-        <w:pStyle w:val="Code"/>
-      </w:pPr>
-      <w:r>
-        <w:t xml:space="preserve">    if (!Number.isInteger(n) || n &lt; 0) return null;</w:t>
-      </w:r>
-    </w:p>
-    <w:p>
-      <w:pPr>
-        <w:pStyle w:val="Code"/>
-      </w:pPr>
-      <w:r>
-        <w:t xml:space="preserve">    if (n === 0 || n === 1) return 1;</w:t>
-      </w:r>
-    </w:p>
-    <w:p>
-      <w:pPr>
-        <w:pStyle w:val="Code"/>
-      </w:pPr>
-      <w:r>
-        <w:t xml:space="preserve">    return n * factorial(n - 1);</w:t>
-      </w:r>
-    </w:p>
-    <w:p>
-      <w:pPr>
-        <w:pStyle w:val="Code"/>
-      </w:pPr>
-      <w:r>
-        <w:t xml:space="preserve">}</w:t>
-      </w:r>
-    </w:p>
-    <w:p>
-      <w:pPr>
-        <w:pStyle w:val="Code"/>
-      </w:pPr>
-      <w:r>
-        <w:t xml:space="preserve"> </w:t>
-      </w:r>
-    </w:p>
-    <w:p>
-      <w:pPr>
-        <w:pStyle w:val="Code"/>
-      </w:pPr>
-      <w:r>
-        <w:t xml:space="preserve">// Задача 3: filter + map, без циклов</w:t>
-      </w:r>
-    </w:p>
-    <w:p>
-      <w:pPr>
-        <w:pStyle w:val="Code"/>
-      </w:pPr>
-      <w:r>
-        <w:t xml:space="preserve">const numbers = [5, 12, 8, 130, 44, 3];</w:t>
-      </w:r>
-    </w:p>
-    <w:p>
-      <w:pPr>
-        <w:pStyle w:val="Code"/>
-      </w:pPr>
-      <w:r>
-        <w:t xml:space="preserve">const bigSquares = numbers.filter(n =&gt; n &gt; 10).map(n =&gt; n ** 2);   // [144, 16900, 1936]</w:t>
-      </w:r>
-    </w:p>
-    <w:p>
-      <w:pPr>
-        <w:pStyle w:val="Code"/>
-      </w:pPr>
-      <w:r>
-        <w:t xml:space="preserve"> </w:t>
-      </w:r>
-    </w:p>
-    <w:p>
-      <w:pPr>
-        <w:pStyle w:val="Code"/>
-      </w:pPr>
-      <w:r>
-        <w:t xml:space="preserve">// Задача 4: reduce</w:t>
-      </w:r>
-    </w:p>
-    <w:p>
-      <w:pPr>
-        <w:pStyle w:val="Code"/>
-      </w:pPr>
-      <w:r>
-        <w:t xml:space="preserve">const totalSum = orders.reduce((acc, o) =&gt; acc + o.price * o.quantity, 0);  // 56000</w:t>
-      </w:r>
-    </w:p>
-    <w:p>
-      <w:pPr>
-        <w:pStyle w:val="Code"/>
-      </w:pPr>
-      <w:r>
-        <w:t xml:space="preserve"> </w:t>
-      </w:r>
-    </w:p>
-    <w:p>
-      <w:pPr>
-        <w:pStyle w:val="Code"/>
-      </w:pPr>
-      <w:r>
-        <w:t xml:space="preserve">// Задача 5: каррирование</w:t>
-      </w:r>
-    </w:p>
-    <w:p>
-      <w:pPr>
-        <w:pStyle w:val="Code"/>
-      </w:pPr>
-      <w:r>
-        <w:t xml:space="preserve">const multiplySimple = (a) =&gt; (b) =&gt; a * b;</w:t>
-      </w:r>
-    </w:p>
-    <w:p>
-      <w:pPr>
-        <w:pStyle w:val="Code"/>
-        <w:spacing w:after="160"/>
-      </w:pPr>
-      <w:r>
-        <w:t xml:space="preserve"/>
-      </w:r>
-    </w:p>
-    <w:p>
-      <w:pPr>
-        <w:pStyle w:val="Heading2"/>
-      </w:pPr>
-      <w:r>
-        <w:t xml:space="preserve">Результат выполнения</w:t>
+        <w:t xml:space="preserve">Рис. 6. PR #1 «проверка входных данных и JSDoc»: описание, коммит, комментарий ревьюера и отметка о слиянии (Merged)</w:t>
       </w:r>
     </w:p>
     <w:p>
@@ -2668,9 +2256,9 @@
       <w:r>
         <w:drawing>
           <wp:inline distT="0" distB="0" distL="0" distR="0">
-            <wp:extent cx="6120000" cy="7468739"/>
+            <wp:extent cx="5272189" cy="9000000"/>
             <wp:effectExtent l="0" t="0" r="0" b="0"/>
-            <wp:docPr id="7" name="Изображение 7" descr="laba4-1.png"/>
+            <wp:docPr id="7" name="Изображение 7" descr="github-pr1-files.png"/>
             <wp:cNvGraphicFramePr>
               <a:graphicFrameLocks noChangeAspect="1"/>
             </wp:cNvGraphicFramePr>
@@ -2678,7 +2266,7 @@
               <a:graphicData uri="http://schemas.openxmlformats.org/drawingml/2006/picture">
                 <pic:pic>
                   <pic:nvPicPr>
-                    <pic:cNvPr id="7" name="laba4-1.png"/>
+                    <pic:cNvPr id="7" name="github-pr1-files.png"/>
                     <pic:cNvPicPr/>
                   </pic:nvPicPr>
                   <pic:blipFill>
@@ -2690,7 +2278,7 @@
                   <pic:spPr>
                     <a:xfrm>
                       <a:off x="0" y="0"/>
-                      <a:ext cx="6120000" cy="7468739"/>
+                      <a:ext cx="5272189" cy="9000000"/>
                     </a:xfrm>
                     <a:prstGeom prst="rect">
                       <a:avLst/>
@@ -2714,7 +2302,7 @@
           <w:sz w:val="18"/>
           <w:color w:val="595959"/>
         </w:rPr>
-        <w:t xml:space="preserve">Рис. 7. Вывод программы laba4.js (часть 1 из 2)</w:t>
+        <w:t xml:space="preserve">Рис. 7. Вкладка «Files changed» того же PR: видно, какие именно строки добавлены и удалены</w:t>
       </w:r>
     </w:p>
     <w:p>
@@ -2725,9 +2313,9 @@
       <w:r>
         <w:drawing>
           <wp:inline distT="0" distB="0" distL="0" distR="0">
-            <wp:extent cx="6120000" cy="5003100"/>
+            <wp:extent cx="6120000" cy="7312815"/>
             <wp:effectExtent l="0" t="0" r="0" b="0"/>
-            <wp:docPr id="8" name="Изображение 8" descr="laba4-2.png"/>
+            <wp:docPr id="8" name="Изображение 8" descr="github-branches.png"/>
             <wp:cNvGraphicFramePr>
               <a:graphicFrameLocks noChangeAspect="1"/>
             </wp:cNvGraphicFramePr>
@@ -2735,7 +2323,7 @@
               <a:graphicData uri="http://schemas.openxmlformats.org/drawingml/2006/picture">
                 <pic:pic>
                   <pic:nvPicPr>
-                    <pic:cNvPr id="8" name="laba4-2.png"/>
+                    <pic:cNvPr id="8" name="github-branches.png"/>
                     <pic:cNvPicPr/>
                   </pic:nvPicPr>
                   <pic:blipFill>
@@ -2747,7 +2335,7 @@
                   <pic:spPr>
                     <a:xfrm>
                       <a:off x="0" y="0"/>
-                      <a:ext cx="6120000" cy="5003100"/>
+                      <a:ext cx="6120000" cy="7312815"/>
                     </a:xfrm>
                     <a:prstGeom prst="rect">
                       <a:avLst/>
@@ -2771,447 +2359,7 @@
           <w:sz w:val="18"/>
           <w:color w:val="595959"/>
         </w:rPr>
-        <w:t xml:space="preserve">Рис. 8. Вывод программы laba4.js (часть 2 из 2)</w:t>
-      </w:r>
-    </w:p>
-    <w:p>
-      <w:pPr>
-        <w:pStyle w:val="Heading2"/>
-      </w:pPr>
-      <w:r>
-        <w:t xml:space="preserve">Ответы на контрольные вопросы</w:t>
-      </w:r>
-    </w:p>
-    <w:p>
-      <w:r>
-        <w:rPr>
-          <w:b/>
-        </w:rPr>
-        <w:t xml:space="preserve">Вопрос 1. Какие функции называются «чистыми»? В чём их преимущества?</w:t>
-      </w:r>
-    </w:p>
-    <w:p>
-      <w:r>
-        <w:t xml:space="preserve">Чистая функция детерминирована (при одинаковых аргументах всегда один результат) и не имеет побочных эффектов: не меняет внешние переменные и переданные объекты, не пишет в консоль, не обращается к сети, не использует Math.random()/Date.now() внутри. В задаче 1 функция calculatePrice НЕ чистая: она читает внешнюю переменную tax, поэтому при том же аргументе выдаёт разные значения (120 и 150). Преимущества чистых функций: простое тестирование, предсказуемость, отсутствие гонок при параллелизме, возможность кеширования и безопасного рефакторинга.</w:t>
-      </w:r>
-    </w:p>
-    <w:p>
-      <w:r>
-        <w:rPr>
-          <w:b/>
-        </w:rPr>
-        <w:t xml:space="preserve">Вопрос 2. Чем map отличается от forEach?</w:t>
-      </w:r>
-    </w:p>
-    <w:p>
-      <w:r>
-        <w:t xml:space="preserve">map возвращает НОВЫЙ массив той же длины, преобразуя каждый элемент, и поддерживает цепочки (map → filter → reduce). forEach ничего не возвращает (undefined) и нужен для побочных эффектов — вывода, отправки, изменения внешнего состояния. Исходный массив не меняется в обоих случаях. Частая ошибка: const x = arr.forEach(...) — x всегда undefined.</w:t>
-      </w:r>
-    </w:p>
-    <w:p>
-      <w:r>
-        <w:rPr>
-          <w:b/>
-        </w:rPr>
-        <w:t xml:space="preserve">Вопрос 3. Что такое рекурсия? Назовите риски использования рекурсии.</w:t>
-      </w:r>
-    </w:p>
-    <w:p>
-      <w:r>
-        <w:t xml:space="preserve">Рекурсия — приём, когда функция вызывает саму себя, сводя задачу к задаче меньшего размера; обязательны база (условие выхода) и шаг, приближающий к базе. Риски: переполнение стека (RangeError: Maximum call stack size exceeded — в Node предел около 10–15 тысяч вызовов, factorial(10000) падает), бесконечная рекурсия при отсутствии или недостижимости базы, повышенный расход памяти и времени по сравнению с циклом, сложность отладки. В Node.js хвостовая оптимизация не включена, поэтому рассчитывать на неё нельзя.</w:t>
-      </w:r>
-    </w:p>
-    <w:p>
-      <w:r>
-        <w:rPr>
-          <w:b/>
-        </w:rPr>
-        <w:t xml:space="preserve">Вопрос 4. Как работает reduce? Что он возвращает?</w:t>
-      </w:r>
-    </w:p>
-    <w:p>
-      <w:r>
-        <w:t xml:space="preserve">reduce сворачивает массив в одно значение: arr.reduce((аккумулятор, элемент) =&gt; новоеЗначениеАккумулятора, начальноеЗначение). Для каждого элемента вызывается колбэк, его результат становится новым аккумулятором; reduce возвращает значение последнего вызова. Тип результата любой: число (в задаче 4 — 56000), строка, объект-отчёт, массив. Если начальное значение не указано, первым аккумулятором становится arr[0] (для пустого массива это TypeError).</w:t>
-      </w:r>
-    </w:p>
-    <w:p>
-      <w:pPr>
-        <w:pBdr>
-          <w:bottom w:val="single" w:sz="6" w:space="1" w:color="BFBFBF"/>
-        </w:pBdr>
-        <w:spacing w:before="120" w:after="120"/>
-      </w:pPr>
-    </w:p>
-    <w:p>
-      <w:pPr>
-        <w:pStyle w:val="Heading1"/>
-      </w:pPr>
-      <w:r>
-        <w:t xml:space="preserve">Лабораторная работа №5. Объекты, функция-конструктор, прототипы и наследование</w:t>
-      </w:r>
-    </w:p>
-    <w:p>
-      <w:pPr>
-        <w:pStyle w:val="Heading2"/>
-      </w:pPr>
-      <w:r>
-        <w:t xml:space="preserve">Задание</w:t>
-      </w:r>
-    </w:p>
-    <w:p>
-      <w:pPr>
-        <w:ind w:left="284"/>
-        <w:spacing w:after="40"/>
-      </w:pPr>
-      <w:r>
-        <w:t xml:space="preserve">• Задание 1. Объект Book через литерал (title, author, year, pages) + метод getInfo(); динамически добавить и удалить свойство; проверить наличие через in и hasOwnProperty().</w:t>
-      </w:r>
-    </w:p>
-    <w:p>
-      <w:pPr>
-        <w:ind w:left="284"/>
-        <w:spacing w:after="40"/>
-      </w:pPr>
-      <w:r>
-        <w:t xml:space="preserve">• Задание 2. Функция-конструктор Student(name, group, grades); методы getAverage() и isPassed() через prototype; показать, что методы не дублируются в объектах.</w:t>
-      </w:r>
-    </w:p>
-    <w:p>
-      <w:pPr>
-        <w:ind w:left="284"/>
-        <w:spacing w:after="40"/>
-      </w:pPr>
-      <w:r>
-        <w:t xml:space="preserve">• Задание 3. Конструкторы Animal(name, sound) и Dog(name) с наследованием через Object.create(); переопределить speak(); проверить цепочку через instanceof и Object.getPrototypeOf().</w:t>
-      </w:r>
-    </w:p>
-    <w:p>
-      <w:pPr>
-        <w:pStyle w:val="Heading2"/>
-      </w:pPr>
-      <w:r>
-        <w:t xml:space="preserve">Ключевой код решения</w:t>
-      </w:r>
-    </w:p>
-    <w:p>
-      <w:pPr>
-        <w:pStyle w:val="Code"/>
-      </w:pPr>
-      <w:r>
-        <w:t xml:space="preserve">// Задание 1: объект-литерал</w:t>
-      </w:r>
-    </w:p>
-    <w:p>
-      <w:pPr>
-        <w:pStyle w:val="Code"/>
-      </w:pPr>
-      <w:r>
-        <w:t xml:space="preserve">const book = {</w:t>
-      </w:r>
-    </w:p>
-    <w:p>
-      <w:pPr>
-        <w:pStyle w:val="Code"/>
-      </w:pPr>
-      <w:r>
-        <w:t xml:space="preserve">    title: 'JavaScript: The Good Parts',</w:t>
-      </w:r>
-    </w:p>
-    <w:p>
-      <w:pPr>
-        <w:pStyle w:val="Code"/>
-      </w:pPr>
-      <w:r>
-        <w:t xml:space="preserve">    author: 'Douglas Crockford',</w:t>
-      </w:r>
-    </w:p>
-    <w:p>
-      <w:pPr>
-        <w:pStyle w:val="Code"/>
-      </w:pPr>
-      <w:r>
-        <w:t xml:space="preserve">    year: 2008,</w:t>
-      </w:r>
-    </w:p>
-    <w:p>
-      <w:pPr>
-        <w:pStyle w:val="Code"/>
-      </w:pPr>
-      <w:r>
-        <w:t xml:space="preserve">    pages: 176,</w:t>
-      </w:r>
-    </w:p>
-    <w:p>
-      <w:pPr>
-        <w:pStyle w:val="Code"/>
-      </w:pPr>
-      <w:r>
-        <w:t xml:space="preserve">    getInfo() { return `«${this.title}» — ${this.author}, ${this.year} г.`; }</w:t>
-      </w:r>
-    </w:p>
-    <w:p>
-      <w:pPr>
-        <w:pStyle w:val="Code"/>
-      </w:pPr>
-      <w:r>
-        <w:t xml:space="preserve">};</w:t>
-      </w:r>
-    </w:p>
-    <w:p>
-      <w:pPr>
-        <w:pStyle w:val="Code"/>
-      </w:pPr>
-      <w:r>
-        <w:t xml:space="preserve">book.language = 'English';          // добавили свойство динамически</w:t>
-      </w:r>
-    </w:p>
-    <w:p>
-      <w:pPr>
-        <w:pStyle w:val="Code"/>
-      </w:pPr>
-      <w:r>
-        <w:t xml:space="preserve">delete book.language;               // удалили</w:t>
-      </w:r>
-    </w:p>
-    <w:p>
-      <w:pPr>
-        <w:pStyle w:val="Code"/>
-      </w:pPr>
-      <w:r>
-        <w:t xml:space="preserve">'title' in book;                    // true  (ищет и в цепочке прототипов)</w:t>
-      </w:r>
-    </w:p>
-    <w:p>
-      <w:pPr>
-        <w:pStyle w:val="Code"/>
-      </w:pPr>
-      <w:r>
-        <w:t xml:space="preserve">book.hasOwnProperty('toString');    // false — унаследовано от Object.prototype</w:t>
-      </w:r>
-    </w:p>
-    <w:p>
-      <w:pPr>
-        <w:pStyle w:val="Code"/>
-      </w:pPr>
-      <w:r>
-        <w:t xml:space="preserve"> </w:t>
-      </w:r>
-    </w:p>
-    <w:p>
-      <w:pPr>
-        <w:pStyle w:val="Code"/>
-      </w:pPr>
-      <w:r>
-        <w:t xml:space="preserve">// Задание 2: конструктор + методы на прототипе</w:t>
-      </w:r>
-    </w:p>
-    <w:p>
-      <w:pPr>
-        <w:pStyle w:val="Code"/>
-      </w:pPr>
-      <w:r>
-        <w:t xml:space="preserve">function Student(name, group, grades) {</w:t>
-      </w:r>
-    </w:p>
-    <w:p>
-      <w:pPr>
-        <w:pStyle w:val="Code"/>
-      </w:pPr>
-      <w:r>
-        <w:t xml:space="preserve">    this.name = name; this.group = group; this.grades = [...grades];</w:t>
-      </w:r>
-    </w:p>
-    <w:p>
-      <w:pPr>
-        <w:pStyle w:val="Code"/>
-      </w:pPr>
-      <w:r>
-        <w:t xml:space="preserve">}</w:t>
-      </w:r>
-    </w:p>
-    <w:p>
-      <w:pPr>
-        <w:pStyle w:val="Code"/>
-      </w:pPr>
-      <w:r>
-        <w:t xml:space="preserve">Student.prototype.getAverage = function () {</w:t>
-      </w:r>
-    </w:p>
-    <w:p>
-      <w:pPr>
-        <w:pStyle w:val="Code"/>
-      </w:pPr>
-      <w:r>
-        <w:t xml:space="preserve">    return Math.round(this.grades.reduce((a, g) =&gt; a + g, 0) / this.grades.length * 100) / 100;</w:t>
-      </w:r>
-    </w:p>
-    <w:p>
-      <w:pPr>
-        <w:pStyle w:val="Code"/>
-      </w:pPr>
-      <w:r>
-        <w:t xml:space="preserve">};</w:t>
-      </w:r>
-    </w:p>
-    <w:p>
-      <w:pPr>
-        <w:pStyle w:val="Code"/>
-      </w:pPr>
-      <w:r>
-        <w:t xml:space="preserve">Student.prototype.isPassed = function () { return this.getAverage() &gt;= 60; };</w:t>
-      </w:r>
-    </w:p>
-    <w:p>
-      <w:pPr>
-        <w:pStyle w:val="Code"/>
-      </w:pPr>
-      <w:r>
-        <w:t xml:space="preserve"> </w:t>
-      </w:r>
-    </w:p>
-    <w:p>
-      <w:pPr>
-        <w:pStyle w:val="Code"/>
-      </w:pPr>
-      <w:r>
-        <w:t xml:space="preserve">const s1 = new Student('Макар', 'ПИ-21', [85, 90, 78]);</w:t>
-      </w:r>
-    </w:p>
-    <w:p>
-      <w:pPr>
-        <w:pStyle w:val="Code"/>
-      </w:pPr>
-      <w:r>
-        <w:t xml:space="preserve">s1.hasOwnProperty('getAverage');    // false — метод живёт на прототипе</w:t>
-      </w:r>
-    </w:p>
-    <w:p>
-      <w:pPr>
-        <w:pStyle w:val="Code"/>
-      </w:pPr>
-      <w:r>
-        <w:t xml:space="preserve">// все экземпляры используют ОДНУ функцию: s1.getAverage === s2.getAverage</w:t>
-      </w:r>
-    </w:p>
-    <w:p>
-      <w:pPr>
-        <w:pStyle w:val="Code"/>
-      </w:pPr>
-      <w:r>
-        <w:t xml:space="preserve"> </w:t>
-      </w:r>
-    </w:p>
-    <w:p>
-      <w:pPr>
-        <w:pStyle w:val="Code"/>
-      </w:pPr>
-      <w:r>
-        <w:t xml:space="preserve">// Задание 3: наследование</w:t>
-      </w:r>
-    </w:p>
-    <w:p>
-      <w:pPr>
-        <w:pStyle w:val="Code"/>
-      </w:pPr>
-      <w:r>
-        <w:t xml:space="preserve">function Animal(name, sound) { this.name = name; this.sound = sound; }</w:t>
-      </w:r>
-    </w:p>
-    <w:p>
-      <w:pPr>
-        <w:pStyle w:val="Code"/>
-      </w:pPr>
-      <w:r>
-        <w:t xml:space="preserve">Animal.prototype.speak = function () { return `${this.name}: ${this.sound}`; };</w:t>
-      </w:r>
-    </w:p>
-    <w:p>
-      <w:pPr>
-        <w:pStyle w:val="Code"/>
-      </w:pPr>
-      <w:r>
-        <w:t xml:space="preserve"> </w:t>
-      </w:r>
-    </w:p>
-    <w:p>
-      <w:pPr>
-        <w:pStyle w:val="Code"/>
-      </w:pPr>
-      <w:r>
-        <w:t xml:space="preserve">function Dog(name) {</w:t>
-      </w:r>
-    </w:p>
-    <w:p>
-      <w:pPr>
-        <w:pStyle w:val="Code"/>
-      </w:pPr>
-      <w:r>
-        <w:t xml:space="preserve">    Animal.call(this, name, 'Гав');            // вызываем родительский конструктор</w:t>
-      </w:r>
-    </w:p>
-    <w:p>
-      <w:pPr>
-        <w:pStyle w:val="Code"/>
-      </w:pPr>
-      <w:r>
-        <w:t xml:space="preserve">}</w:t>
-      </w:r>
-    </w:p>
-    <w:p>
-      <w:pPr>
-        <w:pStyle w:val="Code"/>
-      </w:pPr>
-      <w:r>
-        <w:t xml:space="preserve">Dog.prototype = Object.create(Animal.prototype); // наследуем прототип</w:t>
-      </w:r>
-    </w:p>
-    <w:p>
-      <w:pPr>
-        <w:pStyle w:val="Code"/>
-      </w:pPr>
-      <w:r>
-        <w:t xml:space="preserve">Dog.prototype.constructor = Dog;                 // восстанавливаем constructor</w:t>
-      </w:r>
-    </w:p>
-    <w:p>
-      <w:pPr>
-        <w:pStyle w:val="Code"/>
-      </w:pPr>
-      <w:r>
-        <w:t xml:space="preserve">Dog.prototype.speak = function () {              // переопределяем</w:t>
-      </w:r>
-    </w:p>
-    <w:p>
-      <w:pPr>
-        <w:pStyle w:val="Code"/>
-      </w:pPr>
-      <w:r>
-        <w:t xml:space="preserve">    return Animal.prototype.speak.call(this) + ' — громко ГАВ!';</w:t>
-      </w:r>
-    </w:p>
-    <w:p>
-      <w:pPr>
-        <w:pStyle w:val="Code"/>
-      </w:pPr>
-      <w:r>
-        <w:t xml:space="preserve">};</w:t>
-      </w:r>
-    </w:p>
-    <w:p>
-      <w:pPr>
-        <w:pStyle w:val="Code"/>
-        <w:spacing w:after="160"/>
-      </w:pPr>
-      <w:r>
-        <w:t xml:space="preserve"/>
-      </w:r>
-    </w:p>
-    <w:p>
-      <w:pPr>
-        <w:pStyle w:val="Heading2"/>
-      </w:pPr>
-      <w:r>
-        <w:t xml:space="preserve">Результат выполнения</w:t>
+        <w:t xml:space="preserve">Рис. 8. Ветки репозитория: стабильная main, ветка разработки develop и личные ветки участников feature/*</w:t>
       </w:r>
     </w:p>
     <w:p>
@@ -3222,9 +2370,9 @@
       <w:r>
         <w:drawing>
           <wp:inline distT="0" distB="0" distL="0" distR="0">
-            <wp:extent cx="6120000" cy="7468739"/>
+            <wp:extent cx="4485714" cy="9000000"/>
             <wp:effectExtent l="0" t="0" r="0" b="0"/>
-            <wp:docPr id="9" name="Изображение 9" descr="laba5-1.png"/>
+            <wp:docPr id="9" name="Изображение 9" descr="github-pr-release-open.png"/>
             <wp:cNvGraphicFramePr>
               <a:graphicFrameLocks noChangeAspect="1"/>
             </wp:cNvGraphicFramePr>
@@ -3232,7 +2380,7 @@
               <a:graphicData uri="http://schemas.openxmlformats.org/drawingml/2006/picture">
                 <pic:pic>
                   <pic:nvPicPr>
-                    <pic:cNvPr id="9" name="laba5-1.png"/>
+                    <pic:cNvPr id="9" name="github-pr-release-open.png"/>
                     <pic:cNvPicPr/>
                   </pic:nvPicPr>
                   <pic:blipFill>
@@ -3244,7 +2392,7 @@
                   <pic:spPr>
                     <a:xfrm>
                       <a:off x="0" y="0"/>
-                      <a:ext cx="6120000" cy="7468739"/>
+                      <a:ext cx="4485714" cy="9000000"/>
                     </a:xfrm>
                     <a:prstGeom prst="rect">
                       <a:avLst/>
@@ -3268,7 +2416,7 @@
           <w:sz w:val="18"/>
           <w:color w:val="595959"/>
         </w:rPr>
-        <w:t xml:space="preserve">Рис. 9. Вывод программы laba5.js (часть 1 из 3)</w:t>
+        <w:t xml:space="preserve">Рис. 9. Финальный Pull Request develop → main до слияния: описание релиза, 6 коммитов, 3 изменённых файла</w:t>
       </w:r>
     </w:p>
     <w:p>
@@ -3279,9 +2427,9 @@
       <w:r>
         <w:drawing>
           <wp:inline distT="0" distB="0" distL="0" distR="0">
-            <wp:extent cx="6120000" cy="7616866"/>
+            <wp:extent cx="4289617" cy="9000000"/>
             <wp:effectExtent l="0" t="0" r="0" b="0"/>
-            <wp:docPr id="10" name="Изображение 10" descr="laba5-2.png"/>
+            <wp:docPr id="10" name="Изображение 10" descr="github-pr-release-merged.png"/>
             <wp:cNvGraphicFramePr>
               <a:graphicFrameLocks noChangeAspect="1"/>
             </wp:cNvGraphicFramePr>
@@ -3289,7 +2437,7 @@
               <a:graphicData uri="http://schemas.openxmlformats.org/drawingml/2006/picture">
                 <pic:pic>
                   <pic:nvPicPr>
-                    <pic:cNvPr id="10" name="laba5-2.png"/>
+                    <pic:cNvPr id="10" name="github-pr-release-merged.png"/>
                     <pic:cNvPicPr/>
                   </pic:nvPicPr>
                   <pic:blipFill>
@@ -3301,7 +2449,7 @@
                   <pic:spPr>
                     <a:xfrm>
                       <a:off x="0" y="0"/>
-                      <a:ext cx="6120000" cy="7616866"/>
+                      <a:ext cx="4289617" cy="9000000"/>
                     </a:xfrm>
                     <a:prstGeom prst="rect">
                       <a:avLst/>
@@ -3325,7 +2473,7 @@
           <w:sz w:val="18"/>
           <w:color w:val="595959"/>
         </w:rPr>
-        <w:t xml:space="preserve">Рис. 10. Вывод программы laba5.js (часть 2 из 3)</w:t>
+        <w:t xml:space="preserve">Рис. 10. Он же после слияния: отметка Merged и коммит слияния c27b5a2 в ветке main</w:t>
       </w:r>
     </w:p>
     <w:p>
@@ -3336,9 +2484,9 @@
       <w:r>
         <w:drawing>
           <wp:inline distT="0" distB="0" distL="0" distR="0">
-            <wp:extent cx="6120000" cy="7172484"/>
+            <wp:extent cx="3920644" cy="9000000"/>
             <wp:effectExtent l="0" t="0" r="0" b="0"/>
-            <wp:docPr id="11" name="Изображение 11" descr="laba5-3.png"/>
+            <wp:docPr id="11" name="Изображение 11" descr="github-commits.png"/>
             <wp:cNvGraphicFramePr>
               <a:graphicFrameLocks noChangeAspect="1"/>
             </wp:cNvGraphicFramePr>
@@ -3346,7 +2494,7 @@
               <a:graphicData uri="http://schemas.openxmlformats.org/drawingml/2006/picture">
                 <pic:pic>
                   <pic:nvPicPr>
-                    <pic:cNvPr id="11" name="laba5-3.png"/>
+                    <pic:cNvPr id="11" name="github-commits.png"/>
                     <pic:cNvPicPr/>
                   </pic:nvPicPr>
                   <pic:blipFill>
@@ -3358,7 +2506,7 @@
                   <pic:spPr>
                     <a:xfrm>
                       <a:off x="0" y="0"/>
-                      <a:ext cx="6120000" cy="7172484"/>
+                      <a:ext cx="3920644" cy="9000000"/>
                     </a:xfrm>
                     <a:prstGeom prst="rect">
                       <a:avLst/>
@@ -3382,54 +2530,7 @@
           <w:sz w:val="18"/>
           <w:color w:val="595959"/>
         </w:rPr>
-        <w:t xml:space="preserve">Рис. 11. Вывод программы laba5.js (часть 3 из 3)</w:t>
-      </w:r>
-    </w:p>
-    <w:p>
-      <w:pPr>
-        <w:pStyle w:val="Heading2"/>
-      </w:pPr>
-      <w:r>
-        <w:t xml:space="preserve">Ответы на контрольные вопросы</w:t>
-      </w:r>
-    </w:p>
-    <w:p>
-      <w:r>
-        <w:rPr>
-          <w:b/>
-        </w:rPr>
-        <w:t xml:space="preserve">Вопрос 1. Чем отличается оператор in от hasOwnProperty()?</w:t>
-      </w:r>
-    </w:p>
-    <w:p>
-      <w:r>
-        <w:t xml:space="preserve">Оператор in ищет свойство во всей цепочке прототипов, а hasOwnProperty() — только среди собственных свойств объекта. Пример: "toString" in book → true (унаследовано от Object.prototype), а book.hasOwnProperty("toString") → false. Сегодня удобнее использовать статический метод Object.hasOwn(obj, key): он работает и для объектов, созданных через Object.create(null), у которых метода hasOwnProperty вообще нет.</w:t>
-      </w:r>
-    </w:p>
-    <w:p>
-      <w:r>
-        <w:rPr>
-          <w:b/>
-        </w:rPr>
-        <w:t xml:space="preserve">Вопрос 2. Почему методы выгодно размещать на prototype?</w:t>
-      </w:r>
-    </w:p>
-    <w:p>
-      <w:r>
-        <w:t xml:space="preserve">Функция создаётся один раз и используется всеми экземплярами: экономится память и появляется единая точка изменения. Если писать this.method = function () {} в конструкторе, каждый объект получит собственную копию функции. Доказательство: s1.getAverage === s2.getAverage → true, а метод, добавленный позже в Student.prototype, сразу появляется у всех уже созданных объектов.</w:t>
-      </w:r>
-    </w:p>
-    <w:p>
-      <w:r>
-        <w:rPr>
-          <w:b/>
-        </w:rPr>
-        <w:t xml:space="preserve">Вопрос 3. Зачем Object.create(Parent.prototype) и восстановление constructor?</w:t>
-      </w:r>
-    </w:p>
-    <w:p>
-      <w:r>
-        <w:t xml:space="preserve">Object.create(Parent.prototype) создаёт НОВЫЙ объект-прототип, чей [[Prototype]] указывает на прототип родителя, и не копирует свойства родителя. Присваивать Child.prototype = Parent.prototype нельзя — тогда методы наследника «загрязнят» родителя. После замены прототипа свойство constructor теряется (начинает работать унаследованный от родителя), поэтому его восстанавливают: Child.prototype.constructor = Child, иначе obj.constructor перестанет указывать на свой конструктор.</w:t>
+        <w:t xml:space="preserve">Рис. 11. История коммитов ветки main: видны коммиты слияния «Merge pull request #1…#4» — код пришёл через пулл-реквесты</w:t>
       </w:r>
     </w:p>
     <w:p>
@@ -3445,7 +2546,7 @@
         <w:pStyle w:val="Heading1"/>
       </w:pPr>
       <w:r>
-        <w:t xml:space="preserve">Лабораторная работа №6. Классы и наследование, исключения, короткое вычисление логических операторов</w:t>
+        <w:t xml:space="preserve">Лабораторная работа №3. Объявление функций, параметры, return, Function Expression, стрелочные функции</w:t>
       </w:r>
     </w:p>
     <w:p>
@@ -3462,7 +2563,7 @@
         <w:spacing w:after="40"/>
       </w:pPr>
       <w:r>
-        <w:t xml:space="preserve">• Задание 1. Класс BankAccount с приватным полем #balance, геттером balance, методами deposit/withdraw, статическим count и статическим compare(); класс SavingsAccount extends BankAccount с геттером и сеттером rate, методом addInterest() и переопределённым withdraw() с лимитом.</w:t>
+        <w:t xml:space="preserve">• Задача 1. calculateDiscountedPrice(price, discount = 0) — цена со скидкой (1000, 10 → 900; 500 → 500).</w:t>
       </w:r>
     </w:p>
     <w:p>
@@ -3471,7 +2572,7 @@
         <w:spacing w:after="40"/>
       </w:pPr>
       <w:r>
-        <w:t xml:space="preserve">• Задание 2. Иерархия ошибок BankError → InsufficientFundsError, InvalidAmountError; функция transfer() с try/catch/finally и разбором типов через instanceof; функция loadAccount(json) с ошибкой-причиной Error.cause.</w:t>
+        <w:t xml:space="preserve">• Задача 2. isEven — проверка чётности через Function Expression.</w:t>
       </w:r>
     </w:p>
     <w:p>
@@ -3480,7 +2581,25 @@
         <w:spacing w:after="40"/>
       </w:pPr>
       <w:r>
-        <w:t xml:space="preserve">• Задание 3а. Предсказать вывод программы с &amp;&amp; и ||, затем объяснить расхождения. Задание 3б. Привести свои примеры неочевидного поведения.</w:t>
+        <w:t xml:space="preserve">• Задача 3. formatName — формирование строки «Фамилия, Имя» через стрелочную функцию и значения по умолчанию.</w:t>
+      </w:r>
+    </w:p>
+    <w:p>
+      <w:pPr>
+        <w:ind w:left="284"/>
+        <w:spacing w:after="40"/>
+      </w:pPr>
+      <w:r>
+        <w:t xml:space="preserve">• Задача 4. mathOperation(a, b, callback) + add/subtract/multiply — передача функции как аргумента.</w:t>
+      </w:r>
+    </w:p>
+    <w:p>
+      <w:pPr>
+        <w:ind w:left="284"/>
+        <w:spacing w:after="40"/>
+      </w:pPr>
+      <w:r>
+        <w:t xml:space="preserve">• Задача 5. createGreeting(phrase) — генератор приветствий (замыкание).</w:t>
       </w:r>
     </w:p>
     <w:p>
@@ -3496,23 +2615,39 @@
         <w:pStyle w:val="Code"/>
       </w:pPr>
       <w:r>
-        <w:t xml:space="preserve">class BankAccount {</w:t>
-      </w:r>
-    </w:p>
-    <w:p>
-      <w:pPr>
-        <w:pStyle w:val="Code"/>
-      </w:pPr>
-      <w:r>
-        <w:t xml:space="preserve">    static count = 0;              // статическое поле: общее для всех</w:t>
-      </w:r>
-    </w:p>
-    <w:p>
-      <w:pPr>
-        <w:pStyle w:val="Code"/>
-      </w:pPr>
-      <w:r>
-        <w:t xml:space="preserve">    #balance = 0;                  // приватное поле: недоступно снаружи</w:t>
+        <w:t xml:space="preserve">// Задача 1: значение параметра по умолчанию</w:t>
+      </w:r>
+    </w:p>
+    <w:p>
+      <w:pPr>
+        <w:pStyle w:val="Code"/>
+      </w:pPr>
+      <w:r>
+        <w:t xml:space="preserve">function calculateDiscountedPrice(price, discount = 0) {</w:t>
+      </w:r>
+    </w:p>
+    <w:p>
+      <w:pPr>
+        <w:pStyle w:val="Code"/>
+      </w:pPr>
+      <w:r>
+        <w:t xml:space="preserve">    const finalPrice = price - (price * discount) / 100;</w:t>
+      </w:r>
+    </w:p>
+    <w:p>
+      <w:pPr>
+        <w:pStyle w:val="Code"/>
+      </w:pPr>
+      <w:r>
+        <w:t xml:space="preserve">    return Math.round(finalPrice * 100) / 100;</w:t>
+      </w:r>
+    </w:p>
+    <w:p>
+      <w:pPr>
+        <w:pStyle w:val="Code"/>
+      </w:pPr>
+      <w:r>
+        <w:t xml:space="preserve">}</w:t>
       </w:r>
     </w:p>
     <w:p>
@@ -3528,47 +2663,31 @@
         <w:pStyle w:val="Code"/>
       </w:pPr>
       <w:r>
-        <w:t xml:space="preserve">    constructor(owner, initialBalance = 0) {</w:t>
-      </w:r>
-    </w:p>
-    <w:p>
-      <w:pPr>
-        <w:pStyle w:val="Code"/>
-      </w:pPr>
-      <w:r>
-        <w:t xml:space="preserve">        this.owner = owner;</w:t>
-      </w:r>
-    </w:p>
-    <w:p>
-      <w:pPr>
-        <w:pStyle w:val="Code"/>
-      </w:pPr>
-      <w:r>
-        <w:t xml:space="preserve">        this.#balance = initialBalance;</w:t>
-      </w:r>
-    </w:p>
-    <w:p>
-      <w:pPr>
-        <w:pStyle w:val="Code"/>
-      </w:pPr>
-      <w:r>
-        <w:t xml:space="preserve">        BankAccount.count += 1;</w:t>
-      </w:r>
-    </w:p>
-    <w:p>
-      <w:pPr>
-        <w:pStyle w:val="Code"/>
-      </w:pPr>
-      <w:r>
-        <w:t xml:space="preserve">    }</w:t>
-      </w:r>
-    </w:p>
-    <w:p>
-      <w:pPr>
-        <w:pStyle w:val="Code"/>
-      </w:pPr>
-      <w:r>
-        <w:t xml:space="preserve">    get balance() { return this.#balance; }        // геттер без сеттера — только чтение</w:t>
+        <w:t xml:space="preserve">// Задача 2: Function Expression</w:t>
+      </w:r>
+    </w:p>
+    <w:p>
+      <w:pPr>
+        <w:pStyle w:val="Code"/>
+      </w:pPr>
+      <w:r>
+        <w:t xml:space="preserve">const isEven = function (number) {</w:t>
+      </w:r>
+    </w:p>
+    <w:p>
+      <w:pPr>
+        <w:pStyle w:val="Code"/>
+      </w:pPr>
+      <w:r>
+        <w:t xml:space="preserve">    return number % 2 === 0;</w:t>
+      </w:r>
+    </w:p>
+    <w:p>
+      <w:pPr>
+        <w:pStyle w:val="Code"/>
+      </w:pPr>
+      <w:r>
+        <w:t xml:space="preserve">};</w:t>
       </w:r>
     </w:p>
     <w:p>
@@ -3584,87 +2703,95 @@
         <w:pStyle w:val="Code"/>
       </w:pPr>
       <w:r>
-        <w:t xml:space="preserve">    deposit(amount) {</w:t>
-      </w:r>
-    </w:p>
-    <w:p>
-      <w:pPr>
-        <w:pStyle w:val="Code"/>
-      </w:pPr>
-      <w:r>
-        <w:t xml:space="preserve">        if (typeof amount !== 'number' || amount &lt;= 0) {</w:t>
-      </w:r>
-    </w:p>
-    <w:p>
-      <w:pPr>
-        <w:pStyle w:val="Code"/>
-      </w:pPr>
-      <w:r>
-        <w:t xml:space="preserve">            throw new InvalidAmountError(amount, 'Сумма должна быть положительной');</w:t>
-      </w:r>
-    </w:p>
-    <w:p>
-      <w:pPr>
-        <w:pStyle w:val="Code"/>
-      </w:pPr>
-      <w:r>
-        <w:t xml:space="preserve">        }</w:t>
-      </w:r>
-    </w:p>
-    <w:p>
-      <w:pPr>
-        <w:pStyle w:val="Code"/>
-      </w:pPr>
-      <w:r>
-        <w:t xml:space="preserve">        this.#balance += amount;</w:t>
-      </w:r>
-    </w:p>
-    <w:p>
-      <w:pPr>
-        <w:pStyle w:val="Code"/>
-      </w:pPr>
-      <w:r>
-        <w:t xml:space="preserve">    }</w:t>
-      </w:r>
-    </w:p>
-    <w:p>
-      <w:pPr>
-        <w:pStyle w:val="Code"/>
-      </w:pPr>
-      <w:r>
-        <w:t xml:space="preserve">    withdraw(amount) {</w:t>
-      </w:r>
-    </w:p>
-    <w:p>
-      <w:pPr>
-        <w:pStyle w:val="Code"/>
-      </w:pPr>
-      <w:r>
-        <w:t xml:space="preserve">        if (amount &gt; this.#balance) throw new InsufficientFundsError(amount, this.#balance);</w:t>
-      </w:r>
-    </w:p>
-    <w:p>
-      <w:pPr>
-        <w:pStyle w:val="Code"/>
-      </w:pPr>
-      <w:r>
-        <w:t xml:space="preserve">        this.#balance -= amount;</w:t>
-      </w:r>
-    </w:p>
-    <w:p>
-      <w:pPr>
-        <w:pStyle w:val="Code"/>
-      </w:pPr>
-      <w:r>
-        <w:t xml:space="preserve">    }</w:t>
-      </w:r>
-    </w:p>
-    <w:p>
-      <w:pPr>
-        <w:pStyle w:val="Code"/>
-      </w:pPr>
-      <w:r>
-        <w:t xml:space="preserve">    static compare(a, b) { return a.balance - b.balance; }</w:t>
+        <w:t xml:space="preserve">// Задача 3: стрелочная функция</w:t>
+      </w:r>
+    </w:p>
+    <w:p>
+      <w:pPr>
+        <w:pStyle w:val="Code"/>
+      </w:pPr>
+      <w:r>
+        <w:t xml:space="preserve">const formatName = (firstName = '', lastName = '') =&gt; {</w:t>
+      </w:r>
+    </w:p>
+    <w:p>
+      <w:pPr>
+        <w:pStyle w:val="Code"/>
+      </w:pPr>
+      <w:r>
+        <w:t xml:space="preserve">    const first = String(firstName).trim();</w:t>
+      </w:r>
+    </w:p>
+    <w:p>
+      <w:pPr>
+        <w:pStyle w:val="Code"/>
+      </w:pPr>
+      <w:r>
+        <w:t xml:space="preserve">    const last = String(lastName).trim();</w:t>
+      </w:r>
+    </w:p>
+    <w:p>
+      <w:pPr>
+        <w:pStyle w:val="Code"/>
+      </w:pPr>
+      <w:r>
+        <w:t xml:space="preserve">    if (first &amp;&amp; last) return `${last}, ${first}`;</w:t>
+      </w:r>
+    </w:p>
+    <w:p>
+      <w:pPr>
+        <w:pStyle w:val="Code"/>
+      </w:pPr>
+      <w:r>
+        <w:t xml:space="preserve">    if (last) return `Уважаемый(ая) ${last}`;</w:t>
+      </w:r>
+    </w:p>
+    <w:p>
+      <w:pPr>
+        <w:pStyle w:val="Code"/>
+      </w:pPr>
+      <w:r>
+        <w:t xml:space="preserve">    return 'Аноним';</w:t>
+      </w:r>
+    </w:p>
+    <w:p>
+      <w:pPr>
+        <w:pStyle w:val="Code"/>
+      </w:pPr>
+      <w:r>
+        <w:t xml:space="preserve">};</w:t>
+      </w:r>
+    </w:p>
+    <w:p>
+      <w:pPr>
+        <w:pStyle w:val="Code"/>
+      </w:pPr>
+      <w:r>
+        <w:t xml:space="preserve"> </w:t>
+      </w:r>
+    </w:p>
+    <w:p>
+      <w:pPr>
+        <w:pStyle w:val="Code"/>
+      </w:pPr>
+      <w:r>
+        <w:t xml:space="preserve">// Задача 4: функция высшего порядка</w:t>
+      </w:r>
+    </w:p>
+    <w:p>
+      <w:pPr>
+        <w:pStyle w:val="Code"/>
+      </w:pPr>
+      <w:r>
+        <w:t xml:space="preserve">function mathOperation(a, b, operation) {</w:t>
+      </w:r>
+    </w:p>
+    <w:p>
+      <w:pPr>
+        <w:pStyle w:val="Code"/>
+      </w:pPr>
+      <w:r>
+        <w:t xml:space="preserve">    return operation(a, b);</w:t>
       </w:r>
     </w:p>
     <w:p>
@@ -3680,6 +2807,14 @@
         <w:pStyle w:val="Code"/>
       </w:pPr>
       <w:r>
+        <w:t xml:space="preserve">mathOperation(10, 5, add);       // 15</w:t>
+      </w:r>
+    </w:p>
+    <w:p>
+      <w:pPr>
+        <w:pStyle w:val="Code"/>
+      </w:pPr>
+      <w:r>
         <w:t xml:space="preserve"> </w:t>
       </w:r>
     </w:p>
@@ -3688,135 +2823,39 @@
         <w:pStyle w:val="Code"/>
       </w:pPr>
       <w:r>
-        <w:t xml:space="preserve">class SavingsAccount extends BankAccount {</w:t>
-      </w:r>
-    </w:p>
-    <w:p>
-      <w:pPr>
-        <w:pStyle w:val="Code"/>
-      </w:pPr>
-      <w:r>
-        <w:t xml:space="preserve">    #rate = 5;</w:t>
-      </w:r>
-    </w:p>
-    <w:p>
-      <w:pPr>
-        <w:pStyle w:val="Code"/>
-      </w:pPr>
-      <w:r>
-        <w:t xml:space="preserve">    constructor(owner, balance, rate, limit) {</w:t>
-      </w:r>
-    </w:p>
-    <w:p>
-      <w:pPr>
-        <w:pStyle w:val="Code"/>
-      </w:pPr>
-      <w:r>
-        <w:t xml:space="preserve">        super(owner, balance);     // обязательно до обращения к this</w:t>
-      </w:r>
-    </w:p>
-    <w:p>
-      <w:pPr>
-        <w:pStyle w:val="Code"/>
-      </w:pPr>
-      <w:r>
-        <w:t xml:space="preserve">        this.rate = rate;          // сработает сеттер с проверкой диапазона</w:t>
-      </w:r>
-    </w:p>
-    <w:p>
-      <w:pPr>
-        <w:pStyle w:val="Code"/>
-      </w:pPr>
-      <w:r>
-        <w:t xml:space="preserve">        this.withdrawalLimit = limit;</w:t>
-      </w:r>
-    </w:p>
-    <w:p>
-      <w:pPr>
-        <w:pStyle w:val="Code"/>
-      </w:pPr>
-      <w:r>
-        <w:t xml:space="preserve">    }</w:t>
-      </w:r>
-    </w:p>
-    <w:p>
-      <w:pPr>
-        <w:pStyle w:val="Code"/>
-      </w:pPr>
-      <w:r>
-        <w:t xml:space="preserve">    get rate() { return this.#rate; }</w:t>
-      </w:r>
-    </w:p>
-    <w:p>
-      <w:pPr>
-        <w:pStyle w:val="Code"/>
-      </w:pPr>
-      <w:r>
-        <w:t xml:space="preserve">    set rate(value) {</w:t>
-      </w:r>
-    </w:p>
-    <w:p>
-      <w:pPr>
-        <w:pStyle w:val="Code"/>
-      </w:pPr>
-      <w:r>
-        <w:t xml:space="preserve">        if (value &lt; 0 || value &gt; 100) throw new RangeError('Ставка должна быть 0..100');</w:t>
-      </w:r>
-    </w:p>
-    <w:p>
-      <w:pPr>
-        <w:pStyle w:val="Code"/>
-      </w:pPr>
-      <w:r>
-        <w:t xml:space="preserve">        this.#rate = value;</w:t>
-      </w:r>
-    </w:p>
-    <w:p>
-      <w:pPr>
-        <w:pStyle w:val="Code"/>
-      </w:pPr>
-      <w:r>
-        <w:t xml:space="preserve">    }</w:t>
-      </w:r>
-    </w:p>
-    <w:p>
-      <w:pPr>
-        <w:pStyle w:val="Code"/>
-      </w:pPr>
-      <w:r>
-        <w:t xml:space="preserve">    addInterest() { return this.deposit(this.balance * this.#rate / 100); }</w:t>
-      </w:r>
-    </w:p>
-    <w:p>
-      <w:pPr>
-        <w:pStyle w:val="Code"/>
-      </w:pPr>
-      <w:r>
-        <w:t xml:space="preserve">    withdraw(amount) {</w:t>
-      </w:r>
-    </w:p>
-    <w:p>
-      <w:pPr>
-        <w:pStyle w:val="Code"/>
-      </w:pPr>
-      <w:r>
-        <w:t xml:space="preserve">        if (amount &gt; this.withdrawalLimit) throw new BankError('Превышен лимит снятия');</w:t>
-      </w:r>
-    </w:p>
-    <w:p>
-      <w:pPr>
-        <w:pStyle w:val="Code"/>
-      </w:pPr>
-      <w:r>
-        <w:t xml:space="preserve">        return super.withdraw(amount);       // вызов родительской версии метода</w:t>
-      </w:r>
-    </w:p>
-    <w:p>
-      <w:pPr>
-        <w:pStyle w:val="Code"/>
-      </w:pPr>
-      <w:r>
-        <w:t xml:space="preserve">    }</w:t>
+        <w:t xml:space="preserve">// Задача 5: замыкание</w:t>
+      </w:r>
+    </w:p>
+    <w:p>
+      <w:pPr>
+        <w:pStyle w:val="Code"/>
+      </w:pPr>
+      <w:r>
+        <w:t xml:space="preserve">function createGreeting(greeting) {</w:t>
+      </w:r>
+    </w:p>
+    <w:p>
+      <w:pPr>
+        <w:pStyle w:val="Code"/>
+      </w:pPr>
+      <w:r>
+        <w:t xml:space="preserve">    return function (name) {       // помнит greeting после выхода из createGreeting</w:t>
+      </w:r>
+    </w:p>
+    <w:p>
+      <w:pPr>
+        <w:pStyle w:val="Code"/>
+      </w:pPr>
+      <w:r>
+        <w:t xml:space="preserve">        return `${greeting}, ${name}!`;</w:t>
+      </w:r>
+    </w:p>
+    <w:p>
+      <w:pPr>
+        <w:pStyle w:val="Code"/>
+      </w:pPr>
+      <w:r>
+        <w:t xml:space="preserve">    };</w:t>
       </w:r>
     </w:p>
     <w:p>
@@ -3832,87 +2871,15 @@
         <w:pStyle w:val="Code"/>
       </w:pPr>
       <w:r>
-        <w:t xml:space="preserve"> </w:t>
-      </w:r>
-    </w:p>
-    <w:p>
-      <w:pPr>
-        <w:pStyle w:val="Code"/>
-      </w:pPr>
-      <w:r>
-        <w:t xml:space="preserve">class BankError extends Error {</w:t>
-      </w:r>
-    </w:p>
-    <w:p>
-      <w:pPr>
-        <w:pStyle w:val="Code"/>
-      </w:pPr>
-      <w:r>
-        <w:t xml:space="preserve">    constructor(message, options) { super(message, options); this.name = 'BankError'; }</w:t>
-      </w:r>
-    </w:p>
-    <w:p>
-      <w:pPr>
-        <w:pStyle w:val="Code"/>
-      </w:pPr>
-      <w:r>
-        <w:t xml:space="preserve">}</w:t>
-      </w:r>
-    </w:p>
-    <w:p>
-      <w:pPr>
-        <w:pStyle w:val="Code"/>
-      </w:pPr>
-      <w:r>
-        <w:t xml:space="preserve">class InsufficientFundsError extends BankError {</w:t>
-      </w:r>
-    </w:p>
-    <w:p>
-      <w:pPr>
-        <w:pStyle w:val="Code"/>
-      </w:pPr>
-      <w:r>
-        <w:t xml:space="preserve">    constructor(requested, available) {</w:t>
-      </w:r>
-    </w:p>
-    <w:p>
-      <w:pPr>
-        <w:pStyle w:val="Code"/>
-      </w:pPr>
-      <w:r>
-        <w:t xml:space="preserve">        super(`Недостаточно средств: запрошено ${requested} ₽, доступно ${available} ₽`);</w:t>
-      </w:r>
-    </w:p>
-    <w:p>
-      <w:pPr>
-        <w:pStyle w:val="Code"/>
-      </w:pPr>
-      <w:r>
-        <w:t xml:space="preserve">        this.name = 'InsufficientFundsError';</w:t>
-      </w:r>
-    </w:p>
-    <w:p>
-      <w:pPr>
-        <w:pStyle w:val="Code"/>
-      </w:pPr>
-      <w:r>
-        <w:t xml:space="preserve">        this.requested = requested; this.available = available;</w:t>
-      </w:r>
-    </w:p>
-    <w:p>
-      <w:pPr>
-        <w:pStyle w:val="Code"/>
-      </w:pPr>
-      <w:r>
-        <w:t xml:space="preserve">    }</w:t>
-      </w:r>
-    </w:p>
-    <w:p>
-      <w:pPr>
-        <w:pStyle w:val="Code"/>
-      </w:pPr>
-      <w:r>
-        <w:t xml:space="preserve">}</w:t>
+        <w:t xml:space="preserve">const sayHi = createGreeting('Привет');</w:t>
+      </w:r>
+    </w:p>
+    <w:p>
+      <w:pPr>
+        <w:pStyle w:val="Code"/>
+      </w:pPr>
+      <w:r>
+        <w:t xml:space="preserve">sayHi('Анна');                    // "Привет, Анна!"</w:t>
       </w:r>
     </w:p>
     <w:p>
@@ -3942,7 +2909,7 @@
           <wp:inline distT="0" distB="0" distL="0" distR="0">
             <wp:extent cx="6120000" cy="7616866"/>
             <wp:effectExtent l="0" t="0" r="0" b="0"/>
-            <wp:docPr id="12" name="Изображение 12" descr="laba6-1.png"/>
+            <wp:docPr id="12" name="Изображение 12" descr="laba3-1.png"/>
             <wp:cNvGraphicFramePr>
               <a:graphicFrameLocks noChangeAspect="1"/>
             </wp:cNvGraphicFramePr>
@@ -3950,7 +2917,7 @@
               <a:graphicData uri="http://schemas.openxmlformats.org/drawingml/2006/picture">
                 <pic:pic>
                   <pic:nvPicPr>
-                    <pic:cNvPr id="12" name="laba6-1.png"/>
+                    <pic:cNvPr id="12" name="laba3-1.png"/>
                     <pic:cNvPicPr/>
                   </pic:nvPicPr>
                   <pic:blipFill>
@@ -3986,7 +2953,7 @@
           <w:sz w:val="18"/>
           <w:color w:val="595959"/>
         </w:rPr>
-        <w:t xml:space="preserve">Рис. 12. Вывод программы laba6.js (часть 1 из 3)</w:t>
+        <w:t xml:space="preserve">Рис. 12. Вывод программы laba3.js (часть 1 из 2)</w:t>
       </w:r>
     </w:p>
     <w:p>
@@ -3997,9 +2964,9 @@
       <w:r>
         <w:drawing>
           <wp:inline distT="0" distB="0" distL="0" distR="0">
-            <wp:extent cx="6120000" cy="8053452"/>
+            <wp:extent cx="6120000" cy="5003100"/>
             <wp:effectExtent l="0" t="0" r="0" b="0"/>
-            <wp:docPr id="13" name="Изображение 13" descr="laba6-2.png"/>
+            <wp:docPr id="13" name="Изображение 13" descr="laba3-2.png"/>
             <wp:cNvGraphicFramePr>
               <a:graphicFrameLocks noChangeAspect="1"/>
             </wp:cNvGraphicFramePr>
@@ -4007,11 +2974,1823 @@
               <a:graphicData uri="http://schemas.openxmlformats.org/drawingml/2006/picture">
                 <pic:pic>
                   <pic:nvPicPr>
-                    <pic:cNvPr id="13" name="laba6-2.png"/>
+                    <pic:cNvPr id="13" name="laba3-2.png"/>
                     <pic:cNvPicPr/>
                   </pic:nvPicPr>
                   <pic:blipFill>
                     <a:blip r:embed="rIdImg13"/>
+                    <a:stretch>
+                      <a:fillRect/>
+                    </a:stretch>
+                  </pic:blipFill>
+                  <pic:spPr>
+                    <a:xfrm>
+                      <a:off x="0" y="0"/>
+                      <a:ext cx="6120000" cy="5003100"/>
+                    </a:xfrm>
+                    <a:prstGeom prst="rect">
+                      <a:avLst/>
+                    </a:prstGeom>
+                  </pic:spPr>
+                </pic:pic>
+              </a:graphicData>
+            </a:graphic>
+          </wp:inline>
+        </w:drawing>
+      </w:r>
+    </w:p>
+    <w:p>
+      <w:pPr>
+        <w:jc w:val="center"/>
+        <w:spacing w:after="200"/>
+      </w:pPr>
+      <w:r>
+        <w:rPr>
+          <w:i/>
+          <w:sz w:val="18"/>
+          <w:color w:val="595959"/>
+        </w:rPr>
+        <w:t xml:space="preserve">Рис. 13. Вывод программы laba3.js (часть 2 из 2)</w:t>
+      </w:r>
+    </w:p>
+    <w:p>
+      <w:pPr>
+        <w:pStyle w:val="Heading2"/>
+      </w:pPr>
+      <w:r>
+        <w:t xml:space="preserve">Ответы на контрольные вопросы</w:t>
+      </w:r>
+    </w:p>
+    <w:p>
+      <w:r>
+        <w:rPr>
+          <w:b/>
+        </w:rPr>
+        <w:t xml:space="preserve">Вопрос 1. В чём разница между Function Declaration и Function Expression?</w:t>
+      </w:r>
+    </w:p>
+    <w:p>
+      <w:r>
+        <w:t xml:space="preserve">Function Declaration — это отдельный оператор (function sum(a, b) {…}), она «всплывает»: движок создаёт её до выполнения кода, поэтому вызов до объявления работает. Function Expression — это функция как значение (const sum = function (a, b) {…}), она создаётся в момент выполнения строки, и вызвать её раньше нельзя (для const — ReferenceError из-за временной мёртвой зоны). У Expression может не быть имени; имя, если задано, доступно только внутри самой функции.</w:t>
+      </w:r>
+    </w:p>
+    <w:p>
+      <w:r>
+        <w:rPr>
+          <w:b/>
+        </w:rPr>
+        <w:t xml:space="preserve">Вопрос 2. Что такое стрелочная функция? Когда удобно её использовать?</w:t>
+      </w:r>
+    </w:p>
+    <w:p>
+      <w:r>
+        <w:t xml:space="preserve">Это компактный синтаксис: (a, b) =&gt; a / b. У стрелки нет собственного this (берётся из внешнего окружения), нет объекта arguments, она не может быть конструктором (new выдаст TypeError) и не может быть генератором. Удобна в колбэках: arr.map(x =&gt; x * 2), в обработчиках внутри методов класса — не нужно писать const self = this. Не подходит для методов объекта, которым нужен собственный this.</w:t>
+      </w:r>
+    </w:p>
+    <w:p>
+      <w:r>
+        <w:rPr>
+          <w:b/>
+        </w:rPr>
+        <w:t xml:space="preserve">Вопрос 3. Что произойдёт, если функция не содержит return?</w:t>
+      </w:r>
+    </w:p>
+    <w:p>
+      <w:r>
+        <w:t xml:space="preserve">Ошибки не будет — функция вернёт undefined. return без значения тоже возвращает undefined, но завершает функцию досрочно. Ловушка ASI: если return и значение стоят на разных строках, вернётся undefined (return {ok:true} — вернёт undefined). Для конструктора отсутствие return означает возврат this; для async-функции — Promise, разрешающийся в undefined.</w:t>
+      </w:r>
+    </w:p>
+    <w:p>
+      <w:r>
+        <w:rPr>
+          <w:b/>
+        </w:rPr>
+        <w:t xml:space="preserve">Вопрос 4. Что такое «замыкание» (closure) на примере задачи 5?</w:t>
+      </w:r>
+    </w:p>
+    <w:p>
+      <w:r>
+        <w:t xml:space="preserve">Замыкание — это функция вместе со своим лексическим окружением: все внешние переменные, к которым она обращается, сохраняются в памяти столько, сколько живёт функция. В createGreeting("Привет") при вызове создаётся окружение с greeting = "Привет"; возвращаемая функция держит на него ссылку, поэтому после завершения createGreeting переменная не уничтожается. Каждый вызов createGreeting создаёт своё окружение, поэтому sayHi и sayHello независимы. На замыканиях строятся приватные счётчики, фабрики функций и React-хуки.</w:t>
+      </w:r>
+    </w:p>
+    <w:p>
+      <w:pPr>
+        <w:pBdr>
+          <w:bottom w:val="single" w:sz="6" w:space="1" w:color="BFBFBF"/>
+        </w:pBdr>
+        <w:spacing w:before="120" w:after="120"/>
+      </w:pPr>
+    </w:p>
+    <w:p>
+      <w:pPr>
+        <w:pStyle w:val="Heading1"/>
+      </w:pPr>
+      <w:r>
+        <w:t xml:space="preserve">Лабораторная работа №4. Чистые функции, побочные эффекты, рекурсия, функции map, filter, reduce</w:t>
+      </w:r>
+    </w:p>
+    <w:p>
+      <w:pPr>
+        <w:pStyle w:val="Heading2"/>
+      </w:pPr>
+      <w:r>
+        <w:t xml:space="preserve">Задание</w:t>
+      </w:r>
+    </w:p>
+    <w:p>
+      <w:pPr>
+        <w:ind w:left="284"/>
+        <w:spacing w:after="40"/>
+      </w:pPr>
+      <w:r>
+        <w:t xml:space="preserve">• Задача 1. Определить, чистая ли функция calculatePrice (использует внешний tax) и переписать её чистой; создать нечистую addToCart.</w:t>
+      </w:r>
+    </w:p>
+    <w:p>
+      <w:pPr>
+        <w:ind w:left="284"/>
+        <w:spacing w:after="40"/>
+      </w:pPr>
+      <w:r>
+        <w:t xml:space="preserve">• Задача 2. Рекурсивный факториал factorial(n) без циклов; 0! = 1, для отрицательных — null.</w:t>
+      </w:r>
+    </w:p>
+    <w:p>
+      <w:pPr>
+        <w:ind w:left="284"/>
+        <w:spacing w:after="40"/>
+      </w:pPr>
+      <w:r>
+        <w:t xml:space="preserve">• Задача 3. Только через filter и map: квадраты чисел больше 10 из [5, 12, 8, 130, 44, 3] → [144, 16900, 1936].</w:t>
+      </w:r>
+    </w:p>
+    <w:p>
+      <w:pPr>
+        <w:ind w:left="284"/>
+        <w:spacing w:after="40"/>
+      </w:pPr>
+      <w:r>
+        <w:t xml:space="preserve">• Задача 4. Через reduce: общая стоимость корзины orders → 56000.</w:t>
+      </w:r>
+    </w:p>
+    <w:p>
+      <w:pPr>
+        <w:ind w:left="284"/>
+        <w:spacing w:after="40"/>
+      </w:pPr>
+      <w:r>
+        <w:t xml:space="preserve">• Задача 5. Каррирование: multiply(2)(3) → 6, multiply(2)(3)(4) → 24.</w:t>
+      </w:r>
+    </w:p>
+    <w:p>
+      <w:pPr>
+        <w:pStyle w:val="Heading2"/>
+      </w:pPr>
+      <w:r>
+        <w:t xml:space="preserve">Ключевой код решения</w:t>
+      </w:r>
+    </w:p>
+    <w:p>
+      <w:pPr>
+        <w:pStyle w:val="Code"/>
+      </w:pPr>
+      <w:r>
+        <w:t xml:space="preserve">// Задача 1: было нечисто (зависело от внешнего tax)</w:t>
+      </w:r>
+    </w:p>
+    <w:p>
+      <w:pPr>
+        <w:pStyle w:val="Code"/>
+      </w:pPr>
+      <w:r>
+        <w:t xml:space="preserve">function calculatePrice(price) { return price + (price * tax); }</w:t>
+      </w:r>
+    </w:p>
+    <w:p>
+      <w:pPr>
+        <w:pStyle w:val="Code"/>
+      </w:pPr>
+      <w:r>
+        <w:t xml:space="preserve"> </w:t>
+      </w:r>
+    </w:p>
+    <w:p>
+      <w:pPr>
+        <w:pStyle w:val="Code"/>
+      </w:pPr>
+      <w:r>
+        <w:t xml:space="preserve">// стало чисто: налог — параметр</w:t>
+      </w:r>
+    </w:p>
+    <w:p>
+      <w:pPr>
+        <w:pStyle w:val="Code"/>
+      </w:pPr>
+      <w:r>
+        <w:t xml:space="preserve">function calculatePricePure(price, taxRate = 0) {</w:t>
+      </w:r>
+    </w:p>
+    <w:p>
+      <w:pPr>
+        <w:pStyle w:val="Code"/>
+      </w:pPr>
+      <w:r>
+        <w:t xml:space="preserve">    return Math.round(price * (1 + taxRate) * 100) / 100;</w:t>
+      </w:r>
+    </w:p>
+    <w:p>
+      <w:pPr>
+        <w:pStyle w:val="Code"/>
+      </w:pPr>
+      <w:r>
+        <w:t xml:space="preserve">}</w:t>
+      </w:r>
+    </w:p>
+    <w:p>
+      <w:pPr>
+        <w:pStyle w:val="Code"/>
+      </w:pPr>
+      <w:r>
+        <w:t xml:space="preserve"> </w:t>
+      </w:r>
+    </w:p>
+    <w:p>
+      <w:pPr>
+        <w:pStyle w:val="Code"/>
+      </w:pPr>
+      <w:r>
+        <w:t xml:space="preserve">// нечистая функция: меняет внешний массив и пишет в консоль</w:t>
+      </w:r>
+    </w:p>
+    <w:p>
+      <w:pPr>
+        <w:pStyle w:val="Code"/>
+      </w:pPr>
+      <w:r>
+        <w:t xml:space="preserve">const cart = [];</w:t>
+      </w:r>
+    </w:p>
+    <w:p>
+      <w:pPr>
+        <w:pStyle w:val="Code"/>
+      </w:pPr>
+      <w:r>
+        <w:t xml:space="preserve">function addToCart(productName) {</w:t>
+      </w:r>
+    </w:p>
+    <w:p>
+      <w:pPr>
+        <w:pStyle w:val="Code"/>
+      </w:pPr>
+      <w:r>
+        <w:t xml:space="preserve">    cart.push(productName);</w:t>
+      </w:r>
+    </w:p>
+    <w:p>
+      <w:pPr>
+        <w:pStyle w:val="Code"/>
+      </w:pPr>
+      <w:r>
+        <w:t xml:space="preserve">    console.log('добавлено:', productName);</w:t>
+      </w:r>
+    </w:p>
+    <w:p>
+      <w:pPr>
+        <w:pStyle w:val="Code"/>
+      </w:pPr>
+      <w:r>
+        <w:t xml:space="preserve">    return cart.length;</w:t>
+      </w:r>
+    </w:p>
+    <w:p>
+      <w:pPr>
+        <w:pStyle w:val="Code"/>
+      </w:pPr>
+      <w:r>
+        <w:t xml:space="preserve">}</w:t>
+      </w:r>
+    </w:p>
+    <w:p>
+      <w:pPr>
+        <w:pStyle w:val="Code"/>
+      </w:pPr>
+      <w:r>
+        <w:t xml:space="preserve">// чистая версия того же: возвращает НОВЫЙ массив</w:t>
+      </w:r>
+    </w:p>
+    <w:p>
+      <w:pPr>
+        <w:pStyle w:val="Code"/>
+      </w:pPr>
+      <w:r>
+        <w:t xml:space="preserve">const addToCartPure = (cartItems, productName) =&gt; [...cartItems, productName];</w:t>
+      </w:r>
+    </w:p>
+    <w:p>
+      <w:pPr>
+        <w:pStyle w:val="Code"/>
+      </w:pPr>
+      <w:r>
+        <w:t xml:space="preserve"> </w:t>
+      </w:r>
+    </w:p>
+    <w:p>
+      <w:pPr>
+        <w:pStyle w:val="Code"/>
+      </w:pPr>
+      <w:r>
+        <w:t xml:space="preserve">// Задача 2: рекурсия (без циклов)</w:t>
+      </w:r>
+    </w:p>
+    <w:p>
+      <w:pPr>
+        <w:pStyle w:val="Code"/>
+      </w:pPr>
+      <w:r>
+        <w:t xml:space="preserve">function factorial(n) {</w:t>
+      </w:r>
+    </w:p>
+    <w:p>
+      <w:pPr>
+        <w:pStyle w:val="Code"/>
+      </w:pPr>
+      <w:r>
+        <w:t xml:space="preserve">    if (!Number.isInteger(n) || n &lt; 0) return null;</w:t>
+      </w:r>
+    </w:p>
+    <w:p>
+      <w:pPr>
+        <w:pStyle w:val="Code"/>
+      </w:pPr>
+      <w:r>
+        <w:t xml:space="preserve">    if (n === 0 || n === 1) return 1;</w:t>
+      </w:r>
+    </w:p>
+    <w:p>
+      <w:pPr>
+        <w:pStyle w:val="Code"/>
+      </w:pPr>
+      <w:r>
+        <w:t xml:space="preserve">    return n * factorial(n - 1);</w:t>
+      </w:r>
+    </w:p>
+    <w:p>
+      <w:pPr>
+        <w:pStyle w:val="Code"/>
+      </w:pPr>
+      <w:r>
+        <w:t xml:space="preserve">}</w:t>
+      </w:r>
+    </w:p>
+    <w:p>
+      <w:pPr>
+        <w:pStyle w:val="Code"/>
+      </w:pPr>
+      <w:r>
+        <w:t xml:space="preserve"> </w:t>
+      </w:r>
+    </w:p>
+    <w:p>
+      <w:pPr>
+        <w:pStyle w:val="Code"/>
+      </w:pPr>
+      <w:r>
+        <w:t xml:space="preserve">// Задача 3: filter + map, без циклов</w:t>
+      </w:r>
+    </w:p>
+    <w:p>
+      <w:pPr>
+        <w:pStyle w:val="Code"/>
+      </w:pPr>
+      <w:r>
+        <w:t xml:space="preserve">const numbers = [5, 12, 8, 130, 44, 3];</w:t>
+      </w:r>
+    </w:p>
+    <w:p>
+      <w:pPr>
+        <w:pStyle w:val="Code"/>
+      </w:pPr>
+      <w:r>
+        <w:t xml:space="preserve">const bigSquares = numbers.filter(n =&gt; n &gt; 10).map(n =&gt; n ** 2);   // [144, 16900, 1936]</w:t>
+      </w:r>
+    </w:p>
+    <w:p>
+      <w:pPr>
+        <w:pStyle w:val="Code"/>
+      </w:pPr>
+      <w:r>
+        <w:t xml:space="preserve"> </w:t>
+      </w:r>
+    </w:p>
+    <w:p>
+      <w:pPr>
+        <w:pStyle w:val="Code"/>
+      </w:pPr>
+      <w:r>
+        <w:t xml:space="preserve">// Задача 4: reduce</w:t>
+      </w:r>
+    </w:p>
+    <w:p>
+      <w:pPr>
+        <w:pStyle w:val="Code"/>
+      </w:pPr>
+      <w:r>
+        <w:t xml:space="preserve">const totalSum = orders.reduce((acc, o) =&gt; acc + o.price * o.quantity, 0);  // 56000</w:t>
+      </w:r>
+    </w:p>
+    <w:p>
+      <w:pPr>
+        <w:pStyle w:val="Code"/>
+      </w:pPr>
+      <w:r>
+        <w:t xml:space="preserve"> </w:t>
+      </w:r>
+    </w:p>
+    <w:p>
+      <w:pPr>
+        <w:pStyle w:val="Code"/>
+      </w:pPr>
+      <w:r>
+        <w:t xml:space="preserve">// Задача 5: каррирование</w:t>
+      </w:r>
+    </w:p>
+    <w:p>
+      <w:pPr>
+        <w:pStyle w:val="Code"/>
+      </w:pPr>
+      <w:r>
+        <w:t xml:space="preserve">const multiplySimple = (a) =&gt; (b) =&gt; a * b;</w:t>
+      </w:r>
+    </w:p>
+    <w:p>
+      <w:pPr>
+        <w:pStyle w:val="Code"/>
+        <w:spacing w:after="160"/>
+      </w:pPr>
+      <w:r>
+        <w:t xml:space="preserve"/>
+      </w:r>
+    </w:p>
+    <w:p>
+      <w:pPr>
+        <w:pStyle w:val="Heading2"/>
+      </w:pPr>
+      <w:r>
+        <w:t xml:space="preserve">Результат выполнения</w:t>
+      </w:r>
+    </w:p>
+    <w:p>
+      <w:pPr>
+        <w:jc w:val="center"/>
+        <w:spacing w:before="120" w:after="60"/>
+      </w:pPr>
+      <w:r>
+        <w:drawing>
+          <wp:inline distT="0" distB="0" distL="0" distR="0">
+            <wp:extent cx="6120000" cy="7468739"/>
+            <wp:effectExtent l="0" t="0" r="0" b="0"/>
+            <wp:docPr id="14" name="Изображение 14" descr="laba4-1.png"/>
+            <wp:cNvGraphicFramePr>
+              <a:graphicFrameLocks noChangeAspect="1"/>
+            </wp:cNvGraphicFramePr>
+            <a:graphic>
+              <a:graphicData uri="http://schemas.openxmlformats.org/drawingml/2006/picture">
+                <pic:pic>
+                  <pic:nvPicPr>
+                    <pic:cNvPr id="14" name="laba4-1.png"/>
+                    <pic:cNvPicPr/>
+                  </pic:nvPicPr>
+                  <pic:blipFill>
+                    <a:blip r:embed="rIdImg14"/>
+                    <a:stretch>
+                      <a:fillRect/>
+                    </a:stretch>
+                  </pic:blipFill>
+                  <pic:spPr>
+                    <a:xfrm>
+                      <a:off x="0" y="0"/>
+                      <a:ext cx="6120000" cy="7468739"/>
+                    </a:xfrm>
+                    <a:prstGeom prst="rect">
+                      <a:avLst/>
+                    </a:prstGeom>
+                  </pic:spPr>
+                </pic:pic>
+              </a:graphicData>
+            </a:graphic>
+          </wp:inline>
+        </w:drawing>
+      </w:r>
+    </w:p>
+    <w:p>
+      <w:pPr>
+        <w:jc w:val="center"/>
+        <w:spacing w:after="200"/>
+      </w:pPr>
+      <w:r>
+        <w:rPr>
+          <w:i/>
+          <w:sz w:val="18"/>
+          <w:color w:val="595959"/>
+        </w:rPr>
+        <w:t xml:space="preserve">Рис. 14. Вывод программы laba4.js (часть 1 из 2)</w:t>
+      </w:r>
+    </w:p>
+    <w:p>
+      <w:pPr>
+        <w:jc w:val="center"/>
+        <w:spacing w:before="120" w:after="60"/>
+      </w:pPr>
+      <w:r>
+        <w:drawing>
+          <wp:inline distT="0" distB="0" distL="0" distR="0">
+            <wp:extent cx="6120000" cy="5003100"/>
+            <wp:effectExtent l="0" t="0" r="0" b="0"/>
+            <wp:docPr id="15" name="Изображение 15" descr="laba4-2.png"/>
+            <wp:cNvGraphicFramePr>
+              <a:graphicFrameLocks noChangeAspect="1"/>
+            </wp:cNvGraphicFramePr>
+            <a:graphic>
+              <a:graphicData uri="http://schemas.openxmlformats.org/drawingml/2006/picture">
+                <pic:pic>
+                  <pic:nvPicPr>
+                    <pic:cNvPr id="15" name="laba4-2.png"/>
+                    <pic:cNvPicPr/>
+                  </pic:nvPicPr>
+                  <pic:blipFill>
+                    <a:blip r:embed="rIdImg15"/>
+                    <a:stretch>
+                      <a:fillRect/>
+                    </a:stretch>
+                  </pic:blipFill>
+                  <pic:spPr>
+                    <a:xfrm>
+                      <a:off x="0" y="0"/>
+                      <a:ext cx="6120000" cy="5003100"/>
+                    </a:xfrm>
+                    <a:prstGeom prst="rect">
+                      <a:avLst/>
+                    </a:prstGeom>
+                  </pic:spPr>
+                </pic:pic>
+              </a:graphicData>
+            </a:graphic>
+          </wp:inline>
+        </w:drawing>
+      </w:r>
+    </w:p>
+    <w:p>
+      <w:pPr>
+        <w:jc w:val="center"/>
+        <w:spacing w:after="200"/>
+      </w:pPr>
+      <w:r>
+        <w:rPr>
+          <w:i/>
+          <w:sz w:val="18"/>
+          <w:color w:val="595959"/>
+        </w:rPr>
+        <w:t xml:space="preserve">Рис. 15. Вывод программы laba4.js (часть 2 из 2)</w:t>
+      </w:r>
+    </w:p>
+    <w:p>
+      <w:pPr>
+        <w:pStyle w:val="Heading2"/>
+      </w:pPr>
+      <w:r>
+        <w:t xml:space="preserve">Ответы на контрольные вопросы</w:t>
+      </w:r>
+    </w:p>
+    <w:p>
+      <w:r>
+        <w:rPr>
+          <w:b/>
+        </w:rPr>
+        <w:t xml:space="preserve">Вопрос 1. Какие функции называются «чистыми»? В чём их преимущества?</w:t>
+      </w:r>
+    </w:p>
+    <w:p>
+      <w:r>
+        <w:t xml:space="preserve">Чистая функция детерминирована (при одинаковых аргументах всегда один результат) и не имеет побочных эффектов: не меняет внешние переменные и переданные объекты, не пишет в консоль, не обращается к сети, не использует Math.random()/Date.now() внутри. В задаче 1 функция calculatePrice НЕ чистая: она читает внешнюю переменную tax, поэтому при том же аргументе выдаёт разные значения (120 и 150). Преимущества чистых функций: простое тестирование, предсказуемость, отсутствие гонок при параллелизме, возможность кеширования и безопасного рефакторинга.</w:t>
+      </w:r>
+    </w:p>
+    <w:p>
+      <w:r>
+        <w:rPr>
+          <w:b/>
+        </w:rPr>
+        <w:t xml:space="preserve">Вопрос 2. Чем map отличается от forEach?</w:t>
+      </w:r>
+    </w:p>
+    <w:p>
+      <w:r>
+        <w:t xml:space="preserve">map возвращает НОВЫЙ массив той же длины, преобразуя каждый элемент, и поддерживает цепочки (map → filter → reduce). forEach ничего не возвращает (undefined) и нужен для побочных эффектов — вывода, отправки, изменения внешнего состояния. Исходный массив не меняется в обоих случаях. Частая ошибка: const x = arr.forEach(...) — x всегда undefined.</w:t>
+      </w:r>
+    </w:p>
+    <w:p>
+      <w:r>
+        <w:rPr>
+          <w:b/>
+        </w:rPr>
+        <w:t xml:space="preserve">Вопрос 3. Что такое рекурсия? Назовите риски использования рекурсии.</w:t>
+      </w:r>
+    </w:p>
+    <w:p>
+      <w:r>
+        <w:t xml:space="preserve">Рекурсия — приём, когда функция вызывает саму себя, сводя задачу к задаче меньшего размера; обязательны база (условие выхода) и шаг, приближающий к базе. Риски: переполнение стека (RangeError: Maximum call stack size exceeded — в Node предел около 10–15 тысяч вызовов, factorial(10000) падает), бесконечная рекурсия при отсутствии или недостижимости базы, повышенный расход памяти и времени по сравнению с циклом, сложность отладки. В Node.js хвостовая оптимизация не включена, поэтому рассчитывать на неё нельзя.</w:t>
+      </w:r>
+    </w:p>
+    <w:p>
+      <w:r>
+        <w:rPr>
+          <w:b/>
+        </w:rPr>
+        <w:t xml:space="preserve">Вопрос 4. Как работает reduce? Что он возвращает?</w:t>
+      </w:r>
+    </w:p>
+    <w:p>
+      <w:r>
+        <w:t xml:space="preserve">reduce сворачивает массив в одно значение: arr.reduce((аккумулятор, элемент) =&gt; новоеЗначениеАккумулятора, начальноеЗначение). Для каждого элемента вызывается колбэк, его результат становится новым аккумулятором; reduce возвращает значение последнего вызова. Тип результата любой: число (в задаче 4 — 56000), строка, объект-отчёт, массив. Если начальное значение не указано, первым аккумулятором становится arr[0] (для пустого массива это TypeError).</w:t>
+      </w:r>
+    </w:p>
+    <w:p>
+      <w:pPr>
+        <w:pBdr>
+          <w:bottom w:val="single" w:sz="6" w:space="1" w:color="BFBFBF"/>
+        </w:pBdr>
+        <w:spacing w:before="120" w:after="120"/>
+      </w:pPr>
+    </w:p>
+    <w:p>
+      <w:pPr>
+        <w:pStyle w:val="Heading1"/>
+      </w:pPr>
+      <w:r>
+        <w:t xml:space="preserve">Лабораторная работа №5. Объекты, функция-конструктор, прототипы и наследование</w:t>
+      </w:r>
+    </w:p>
+    <w:p>
+      <w:pPr>
+        <w:pStyle w:val="Heading2"/>
+      </w:pPr>
+      <w:r>
+        <w:t xml:space="preserve">Задание</w:t>
+      </w:r>
+    </w:p>
+    <w:p>
+      <w:pPr>
+        <w:ind w:left="284"/>
+        <w:spacing w:after="40"/>
+      </w:pPr>
+      <w:r>
+        <w:t xml:space="preserve">• Задание 1. Объект Book через литерал (title, author, year, pages) + метод getInfo(); динамически добавить и удалить свойство; проверить наличие через in и hasOwnProperty().</w:t>
+      </w:r>
+    </w:p>
+    <w:p>
+      <w:pPr>
+        <w:ind w:left="284"/>
+        <w:spacing w:after="40"/>
+      </w:pPr>
+      <w:r>
+        <w:t xml:space="preserve">• Задание 2. Функция-конструктор Student(name, group, grades); методы getAverage() и isPassed() через prototype; показать, что методы не дублируются в объектах.</w:t>
+      </w:r>
+    </w:p>
+    <w:p>
+      <w:pPr>
+        <w:ind w:left="284"/>
+        <w:spacing w:after="40"/>
+      </w:pPr>
+      <w:r>
+        <w:t xml:space="preserve">• Задание 3. Конструкторы Animal(name, sound) и Dog(name) с наследованием через Object.create(); переопределить speak(); проверить цепочку через instanceof и Object.getPrototypeOf().</w:t>
+      </w:r>
+    </w:p>
+    <w:p>
+      <w:pPr>
+        <w:pStyle w:val="Heading2"/>
+      </w:pPr>
+      <w:r>
+        <w:t xml:space="preserve">Ключевой код решения</w:t>
+      </w:r>
+    </w:p>
+    <w:p>
+      <w:pPr>
+        <w:pStyle w:val="Code"/>
+      </w:pPr>
+      <w:r>
+        <w:t xml:space="preserve">// Задание 1: объект-литерал</w:t>
+      </w:r>
+    </w:p>
+    <w:p>
+      <w:pPr>
+        <w:pStyle w:val="Code"/>
+      </w:pPr>
+      <w:r>
+        <w:t xml:space="preserve">const book = {</w:t>
+      </w:r>
+    </w:p>
+    <w:p>
+      <w:pPr>
+        <w:pStyle w:val="Code"/>
+      </w:pPr>
+      <w:r>
+        <w:t xml:space="preserve">    title: 'JavaScript: The Good Parts',</w:t>
+      </w:r>
+    </w:p>
+    <w:p>
+      <w:pPr>
+        <w:pStyle w:val="Code"/>
+      </w:pPr>
+      <w:r>
+        <w:t xml:space="preserve">    author: 'Douglas Crockford',</w:t>
+      </w:r>
+    </w:p>
+    <w:p>
+      <w:pPr>
+        <w:pStyle w:val="Code"/>
+      </w:pPr>
+      <w:r>
+        <w:t xml:space="preserve">    year: 2008,</w:t>
+      </w:r>
+    </w:p>
+    <w:p>
+      <w:pPr>
+        <w:pStyle w:val="Code"/>
+      </w:pPr>
+      <w:r>
+        <w:t xml:space="preserve">    pages: 176,</w:t>
+      </w:r>
+    </w:p>
+    <w:p>
+      <w:pPr>
+        <w:pStyle w:val="Code"/>
+      </w:pPr>
+      <w:r>
+        <w:t xml:space="preserve">    getInfo() { return `«${this.title}» — ${this.author}, ${this.year} г.`; }</w:t>
+      </w:r>
+    </w:p>
+    <w:p>
+      <w:pPr>
+        <w:pStyle w:val="Code"/>
+      </w:pPr>
+      <w:r>
+        <w:t xml:space="preserve">};</w:t>
+      </w:r>
+    </w:p>
+    <w:p>
+      <w:pPr>
+        <w:pStyle w:val="Code"/>
+      </w:pPr>
+      <w:r>
+        <w:t xml:space="preserve">book.language = 'English';          // добавили свойство динамически</w:t>
+      </w:r>
+    </w:p>
+    <w:p>
+      <w:pPr>
+        <w:pStyle w:val="Code"/>
+      </w:pPr>
+      <w:r>
+        <w:t xml:space="preserve">delete book.language;               // удалили</w:t>
+      </w:r>
+    </w:p>
+    <w:p>
+      <w:pPr>
+        <w:pStyle w:val="Code"/>
+      </w:pPr>
+      <w:r>
+        <w:t xml:space="preserve">'title' in book;                    // true  (ищет и в цепочке прототипов)</w:t>
+      </w:r>
+    </w:p>
+    <w:p>
+      <w:pPr>
+        <w:pStyle w:val="Code"/>
+      </w:pPr>
+      <w:r>
+        <w:t xml:space="preserve">book.hasOwnProperty('toString');    // false — унаследовано от Object.prototype</w:t>
+      </w:r>
+    </w:p>
+    <w:p>
+      <w:pPr>
+        <w:pStyle w:val="Code"/>
+      </w:pPr>
+      <w:r>
+        <w:t xml:space="preserve"> </w:t>
+      </w:r>
+    </w:p>
+    <w:p>
+      <w:pPr>
+        <w:pStyle w:val="Code"/>
+      </w:pPr>
+      <w:r>
+        <w:t xml:space="preserve">// Задание 2: конструктор + методы на прототипе</w:t>
+      </w:r>
+    </w:p>
+    <w:p>
+      <w:pPr>
+        <w:pStyle w:val="Code"/>
+      </w:pPr>
+      <w:r>
+        <w:t xml:space="preserve">function Student(name, group, grades) {</w:t>
+      </w:r>
+    </w:p>
+    <w:p>
+      <w:pPr>
+        <w:pStyle w:val="Code"/>
+      </w:pPr>
+      <w:r>
+        <w:t xml:space="preserve">    this.name = name; this.group = group; this.grades = [...grades];</w:t>
+      </w:r>
+    </w:p>
+    <w:p>
+      <w:pPr>
+        <w:pStyle w:val="Code"/>
+      </w:pPr>
+      <w:r>
+        <w:t xml:space="preserve">}</w:t>
+      </w:r>
+    </w:p>
+    <w:p>
+      <w:pPr>
+        <w:pStyle w:val="Code"/>
+      </w:pPr>
+      <w:r>
+        <w:t xml:space="preserve">Student.prototype.getAverage = function () {</w:t>
+      </w:r>
+    </w:p>
+    <w:p>
+      <w:pPr>
+        <w:pStyle w:val="Code"/>
+      </w:pPr>
+      <w:r>
+        <w:t xml:space="preserve">    return Math.round(this.grades.reduce((a, g) =&gt; a + g, 0) / this.grades.length * 100) / 100;</w:t>
+      </w:r>
+    </w:p>
+    <w:p>
+      <w:pPr>
+        <w:pStyle w:val="Code"/>
+      </w:pPr>
+      <w:r>
+        <w:t xml:space="preserve">};</w:t>
+      </w:r>
+    </w:p>
+    <w:p>
+      <w:pPr>
+        <w:pStyle w:val="Code"/>
+      </w:pPr>
+      <w:r>
+        <w:t xml:space="preserve">Student.prototype.isPassed = function () { return this.getAverage() &gt;= 60; };</w:t>
+      </w:r>
+    </w:p>
+    <w:p>
+      <w:pPr>
+        <w:pStyle w:val="Code"/>
+      </w:pPr>
+      <w:r>
+        <w:t xml:space="preserve"> </w:t>
+      </w:r>
+    </w:p>
+    <w:p>
+      <w:pPr>
+        <w:pStyle w:val="Code"/>
+      </w:pPr>
+      <w:r>
+        <w:t xml:space="preserve">const s1 = new Student('Макар', 'ПИ-21', [85, 90, 78]);</w:t>
+      </w:r>
+    </w:p>
+    <w:p>
+      <w:pPr>
+        <w:pStyle w:val="Code"/>
+      </w:pPr>
+      <w:r>
+        <w:t xml:space="preserve">s1.hasOwnProperty('getAverage');    // false — метод живёт на прототипе</w:t>
+      </w:r>
+    </w:p>
+    <w:p>
+      <w:pPr>
+        <w:pStyle w:val="Code"/>
+      </w:pPr>
+      <w:r>
+        <w:t xml:space="preserve">// все экземпляры используют ОДНУ функцию: s1.getAverage === s2.getAverage</w:t>
+      </w:r>
+    </w:p>
+    <w:p>
+      <w:pPr>
+        <w:pStyle w:val="Code"/>
+      </w:pPr>
+      <w:r>
+        <w:t xml:space="preserve"> </w:t>
+      </w:r>
+    </w:p>
+    <w:p>
+      <w:pPr>
+        <w:pStyle w:val="Code"/>
+      </w:pPr>
+      <w:r>
+        <w:t xml:space="preserve">// Задание 3: наследование</w:t>
+      </w:r>
+    </w:p>
+    <w:p>
+      <w:pPr>
+        <w:pStyle w:val="Code"/>
+      </w:pPr>
+      <w:r>
+        <w:t xml:space="preserve">function Animal(name, sound) { this.name = name; this.sound = sound; }</w:t>
+      </w:r>
+    </w:p>
+    <w:p>
+      <w:pPr>
+        <w:pStyle w:val="Code"/>
+      </w:pPr>
+      <w:r>
+        <w:t xml:space="preserve">Animal.prototype.speak = function () { return `${this.name}: ${this.sound}`; };</w:t>
+      </w:r>
+    </w:p>
+    <w:p>
+      <w:pPr>
+        <w:pStyle w:val="Code"/>
+      </w:pPr>
+      <w:r>
+        <w:t xml:space="preserve"> </w:t>
+      </w:r>
+    </w:p>
+    <w:p>
+      <w:pPr>
+        <w:pStyle w:val="Code"/>
+      </w:pPr>
+      <w:r>
+        <w:t xml:space="preserve">function Dog(name) {</w:t>
+      </w:r>
+    </w:p>
+    <w:p>
+      <w:pPr>
+        <w:pStyle w:val="Code"/>
+      </w:pPr>
+      <w:r>
+        <w:t xml:space="preserve">    Animal.call(this, name, 'Гав');            // вызываем родительский конструктор</w:t>
+      </w:r>
+    </w:p>
+    <w:p>
+      <w:pPr>
+        <w:pStyle w:val="Code"/>
+      </w:pPr>
+      <w:r>
+        <w:t xml:space="preserve">}</w:t>
+      </w:r>
+    </w:p>
+    <w:p>
+      <w:pPr>
+        <w:pStyle w:val="Code"/>
+      </w:pPr>
+      <w:r>
+        <w:t xml:space="preserve">Dog.prototype = Object.create(Animal.prototype); // наследуем прототип</w:t>
+      </w:r>
+    </w:p>
+    <w:p>
+      <w:pPr>
+        <w:pStyle w:val="Code"/>
+      </w:pPr>
+      <w:r>
+        <w:t xml:space="preserve">Dog.prototype.constructor = Dog;                 // восстанавливаем constructor</w:t>
+      </w:r>
+    </w:p>
+    <w:p>
+      <w:pPr>
+        <w:pStyle w:val="Code"/>
+      </w:pPr>
+      <w:r>
+        <w:t xml:space="preserve">Dog.prototype.speak = function () {              // переопределяем</w:t>
+      </w:r>
+    </w:p>
+    <w:p>
+      <w:pPr>
+        <w:pStyle w:val="Code"/>
+      </w:pPr>
+      <w:r>
+        <w:t xml:space="preserve">    return Animal.prototype.speak.call(this) + ' — громко ГАВ!';</w:t>
+      </w:r>
+    </w:p>
+    <w:p>
+      <w:pPr>
+        <w:pStyle w:val="Code"/>
+      </w:pPr>
+      <w:r>
+        <w:t xml:space="preserve">};</w:t>
+      </w:r>
+    </w:p>
+    <w:p>
+      <w:pPr>
+        <w:pStyle w:val="Code"/>
+        <w:spacing w:after="160"/>
+      </w:pPr>
+      <w:r>
+        <w:t xml:space="preserve"/>
+      </w:r>
+    </w:p>
+    <w:p>
+      <w:pPr>
+        <w:pStyle w:val="Heading2"/>
+      </w:pPr>
+      <w:r>
+        <w:t xml:space="preserve">Результат выполнения</w:t>
+      </w:r>
+    </w:p>
+    <w:p>
+      <w:pPr>
+        <w:jc w:val="center"/>
+        <w:spacing w:before="120" w:after="60"/>
+      </w:pPr>
+      <w:r>
+        <w:drawing>
+          <wp:inline distT="0" distB="0" distL="0" distR="0">
+            <wp:extent cx="6120000" cy="7468739"/>
+            <wp:effectExtent l="0" t="0" r="0" b="0"/>
+            <wp:docPr id="16" name="Изображение 16" descr="laba5-1.png"/>
+            <wp:cNvGraphicFramePr>
+              <a:graphicFrameLocks noChangeAspect="1"/>
+            </wp:cNvGraphicFramePr>
+            <a:graphic>
+              <a:graphicData uri="http://schemas.openxmlformats.org/drawingml/2006/picture">
+                <pic:pic>
+                  <pic:nvPicPr>
+                    <pic:cNvPr id="16" name="laba5-1.png"/>
+                    <pic:cNvPicPr/>
+                  </pic:nvPicPr>
+                  <pic:blipFill>
+                    <a:blip r:embed="rIdImg16"/>
+                    <a:stretch>
+                      <a:fillRect/>
+                    </a:stretch>
+                  </pic:blipFill>
+                  <pic:spPr>
+                    <a:xfrm>
+                      <a:off x="0" y="0"/>
+                      <a:ext cx="6120000" cy="7468739"/>
+                    </a:xfrm>
+                    <a:prstGeom prst="rect">
+                      <a:avLst/>
+                    </a:prstGeom>
+                  </pic:spPr>
+                </pic:pic>
+              </a:graphicData>
+            </a:graphic>
+          </wp:inline>
+        </w:drawing>
+      </w:r>
+    </w:p>
+    <w:p>
+      <w:pPr>
+        <w:jc w:val="center"/>
+        <w:spacing w:after="200"/>
+      </w:pPr>
+      <w:r>
+        <w:rPr>
+          <w:i/>
+          <w:sz w:val="18"/>
+          <w:color w:val="595959"/>
+        </w:rPr>
+        <w:t xml:space="preserve">Рис. 16. Вывод программы laba5.js (часть 1 из 3)</w:t>
+      </w:r>
+    </w:p>
+    <w:p>
+      <w:pPr>
+        <w:jc w:val="center"/>
+        <w:spacing w:before="120" w:after="60"/>
+      </w:pPr>
+      <w:r>
+        <w:drawing>
+          <wp:inline distT="0" distB="0" distL="0" distR="0">
+            <wp:extent cx="6120000" cy="7616866"/>
+            <wp:effectExtent l="0" t="0" r="0" b="0"/>
+            <wp:docPr id="17" name="Изображение 17" descr="laba5-2.png"/>
+            <wp:cNvGraphicFramePr>
+              <a:graphicFrameLocks noChangeAspect="1"/>
+            </wp:cNvGraphicFramePr>
+            <a:graphic>
+              <a:graphicData uri="http://schemas.openxmlformats.org/drawingml/2006/picture">
+                <pic:pic>
+                  <pic:nvPicPr>
+                    <pic:cNvPr id="17" name="laba5-2.png"/>
+                    <pic:cNvPicPr/>
+                  </pic:nvPicPr>
+                  <pic:blipFill>
+                    <a:blip r:embed="rIdImg17"/>
+                    <a:stretch>
+                      <a:fillRect/>
+                    </a:stretch>
+                  </pic:blipFill>
+                  <pic:spPr>
+                    <a:xfrm>
+                      <a:off x="0" y="0"/>
+                      <a:ext cx="6120000" cy="7616866"/>
+                    </a:xfrm>
+                    <a:prstGeom prst="rect">
+                      <a:avLst/>
+                    </a:prstGeom>
+                  </pic:spPr>
+                </pic:pic>
+              </a:graphicData>
+            </a:graphic>
+          </wp:inline>
+        </w:drawing>
+      </w:r>
+    </w:p>
+    <w:p>
+      <w:pPr>
+        <w:jc w:val="center"/>
+        <w:spacing w:after="200"/>
+      </w:pPr>
+      <w:r>
+        <w:rPr>
+          <w:i/>
+          <w:sz w:val="18"/>
+          <w:color w:val="595959"/>
+        </w:rPr>
+        <w:t xml:space="preserve">Рис. 17. Вывод программы laba5.js (часть 2 из 3)</w:t>
+      </w:r>
+    </w:p>
+    <w:p>
+      <w:pPr>
+        <w:jc w:val="center"/>
+        <w:spacing w:before="120" w:after="60"/>
+      </w:pPr>
+      <w:r>
+        <w:drawing>
+          <wp:inline distT="0" distB="0" distL="0" distR="0">
+            <wp:extent cx="6120000" cy="7172484"/>
+            <wp:effectExtent l="0" t="0" r="0" b="0"/>
+            <wp:docPr id="18" name="Изображение 18" descr="laba5-3.png"/>
+            <wp:cNvGraphicFramePr>
+              <a:graphicFrameLocks noChangeAspect="1"/>
+            </wp:cNvGraphicFramePr>
+            <a:graphic>
+              <a:graphicData uri="http://schemas.openxmlformats.org/drawingml/2006/picture">
+                <pic:pic>
+                  <pic:nvPicPr>
+                    <pic:cNvPr id="18" name="laba5-3.png"/>
+                    <pic:cNvPicPr/>
+                  </pic:nvPicPr>
+                  <pic:blipFill>
+                    <a:blip r:embed="rIdImg18"/>
+                    <a:stretch>
+                      <a:fillRect/>
+                    </a:stretch>
+                  </pic:blipFill>
+                  <pic:spPr>
+                    <a:xfrm>
+                      <a:off x="0" y="0"/>
+                      <a:ext cx="6120000" cy="7172484"/>
+                    </a:xfrm>
+                    <a:prstGeom prst="rect">
+                      <a:avLst/>
+                    </a:prstGeom>
+                  </pic:spPr>
+                </pic:pic>
+              </a:graphicData>
+            </a:graphic>
+          </wp:inline>
+        </w:drawing>
+      </w:r>
+    </w:p>
+    <w:p>
+      <w:pPr>
+        <w:jc w:val="center"/>
+        <w:spacing w:after="200"/>
+      </w:pPr>
+      <w:r>
+        <w:rPr>
+          <w:i/>
+          <w:sz w:val="18"/>
+          <w:color w:val="595959"/>
+        </w:rPr>
+        <w:t xml:space="preserve">Рис. 18. Вывод программы laba5.js (часть 3 из 3)</w:t>
+      </w:r>
+    </w:p>
+    <w:p>
+      <w:pPr>
+        <w:pStyle w:val="Heading2"/>
+      </w:pPr>
+      <w:r>
+        <w:t xml:space="preserve">Ответы на контрольные вопросы</w:t>
+      </w:r>
+    </w:p>
+    <w:p>
+      <w:r>
+        <w:rPr>
+          <w:b/>
+        </w:rPr>
+        <w:t xml:space="preserve">Вопрос 1. Чем отличается оператор in от hasOwnProperty()?</w:t>
+      </w:r>
+    </w:p>
+    <w:p>
+      <w:r>
+        <w:t xml:space="preserve">Оператор in ищет свойство во всей цепочке прототипов, а hasOwnProperty() — только среди собственных свойств объекта. Пример: "toString" in book → true (унаследовано от Object.prototype), а book.hasOwnProperty("toString") → false. Сегодня удобнее использовать статический метод Object.hasOwn(obj, key): он работает и для объектов, созданных через Object.create(null), у которых метода hasOwnProperty вообще нет.</w:t>
+      </w:r>
+    </w:p>
+    <w:p>
+      <w:r>
+        <w:rPr>
+          <w:b/>
+        </w:rPr>
+        <w:t xml:space="preserve">Вопрос 2. Почему методы выгодно размещать на prototype?</w:t>
+      </w:r>
+    </w:p>
+    <w:p>
+      <w:r>
+        <w:t xml:space="preserve">Функция создаётся один раз и используется всеми экземплярами: экономится память и появляется единая точка изменения. Если писать this.method = function () {} в конструкторе, каждый объект получит собственную копию функции. Доказательство: s1.getAverage === s2.getAverage → true, а метод, добавленный позже в Student.prototype, сразу появляется у всех уже созданных объектов.</w:t>
+      </w:r>
+    </w:p>
+    <w:p>
+      <w:r>
+        <w:rPr>
+          <w:b/>
+        </w:rPr>
+        <w:t xml:space="preserve">Вопрос 3. Зачем Object.create(Parent.prototype) и восстановление constructor?</w:t>
+      </w:r>
+    </w:p>
+    <w:p>
+      <w:r>
+        <w:t xml:space="preserve">Object.create(Parent.prototype) создаёт НОВЫЙ объект-прототип, чей [[Prototype]] указывает на прототип родителя, и не копирует свойства родителя. Присваивать Child.prototype = Parent.prototype нельзя — тогда методы наследника «загрязнят» родителя. После замены прототипа свойство constructor теряется (начинает работать унаследованный от родителя), поэтому его восстанавливают: Child.prototype.constructor = Child, иначе obj.constructor перестанет указывать на свой конструктор.</w:t>
+      </w:r>
+    </w:p>
+    <w:p>
+      <w:pPr>
+        <w:pBdr>
+          <w:bottom w:val="single" w:sz="6" w:space="1" w:color="BFBFBF"/>
+        </w:pBdr>
+        <w:spacing w:before="120" w:after="120"/>
+      </w:pPr>
+    </w:p>
+    <w:p>
+      <w:pPr>
+        <w:pStyle w:val="Heading1"/>
+      </w:pPr>
+      <w:r>
+        <w:t xml:space="preserve">Лабораторная работа №6. Классы и наследование, исключения, короткое вычисление логических операторов</w:t>
+      </w:r>
+    </w:p>
+    <w:p>
+      <w:pPr>
+        <w:pStyle w:val="Heading2"/>
+      </w:pPr>
+      <w:r>
+        <w:t xml:space="preserve">Задание</w:t>
+      </w:r>
+    </w:p>
+    <w:p>
+      <w:pPr>
+        <w:ind w:left="284"/>
+        <w:spacing w:after="40"/>
+      </w:pPr>
+      <w:r>
+        <w:t xml:space="preserve">• Задание 1. Класс BankAccount с приватным полем #balance, геттером balance, методами deposit/withdraw, статическим count и статическим compare(); класс SavingsAccount extends BankAccount с геттером и сеттером rate, методом addInterest() и переопределённым withdraw() с лимитом.</w:t>
+      </w:r>
+    </w:p>
+    <w:p>
+      <w:pPr>
+        <w:ind w:left="284"/>
+        <w:spacing w:after="40"/>
+      </w:pPr>
+      <w:r>
+        <w:t xml:space="preserve">• Задание 2. Иерархия ошибок BankError → InsufficientFundsError, InvalidAmountError; функция transfer() с try/catch/finally и разбором типов через instanceof; функция loadAccount(json) с ошибкой-причиной Error.cause.</w:t>
+      </w:r>
+    </w:p>
+    <w:p>
+      <w:pPr>
+        <w:ind w:left="284"/>
+        <w:spacing w:after="40"/>
+      </w:pPr>
+      <w:r>
+        <w:t xml:space="preserve">• Задание 3а. Предсказать вывод программы с &amp;&amp; и ||, затем объяснить расхождения. Задание 3б. Привести свои примеры неочевидного поведения.</w:t>
+      </w:r>
+    </w:p>
+    <w:p>
+      <w:pPr>
+        <w:pStyle w:val="Heading2"/>
+      </w:pPr>
+      <w:r>
+        <w:t xml:space="preserve">Ключевой код решения</w:t>
+      </w:r>
+    </w:p>
+    <w:p>
+      <w:pPr>
+        <w:pStyle w:val="Code"/>
+      </w:pPr>
+      <w:r>
+        <w:t xml:space="preserve">class BankAccount {</w:t>
+      </w:r>
+    </w:p>
+    <w:p>
+      <w:pPr>
+        <w:pStyle w:val="Code"/>
+      </w:pPr>
+      <w:r>
+        <w:t xml:space="preserve">    static count = 0;              // статическое поле: общее для всех</w:t>
+      </w:r>
+    </w:p>
+    <w:p>
+      <w:pPr>
+        <w:pStyle w:val="Code"/>
+      </w:pPr>
+      <w:r>
+        <w:t xml:space="preserve">    #balance = 0;                  // приватное поле: недоступно снаружи</w:t>
+      </w:r>
+    </w:p>
+    <w:p>
+      <w:pPr>
+        <w:pStyle w:val="Code"/>
+      </w:pPr>
+      <w:r>
+        <w:t xml:space="preserve"> </w:t>
+      </w:r>
+    </w:p>
+    <w:p>
+      <w:pPr>
+        <w:pStyle w:val="Code"/>
+      </w:pPr>
+      <w:r>
+        <w:t xml:space="preserve">    constructor(owner, initialBalance = 0) {</w:t>
+      </w:r>
+    </w:p>
+    <w:p>
+      <w:pPr>
+        <w:pStyle w:val="Code"/>
+      </w:pPr>
+      <w:r>
+        <w:t xml:space="preserve">        this.owner = owner;</w:t>
+      </w:r>
+    </w:p>
+    <w:p>
+      <w:pPr>
+        <w:pStyle w:val="Code"/>
+      </w:pPr>
+      <w:r>
+        <w:t xml:space="preserve">        this.#balance = initialBalance;</w:t>
+      </w:r>
+    </w:p>
+    <w:p>
+      <w:pPr>
+        <w:pStyle w:val="Code"/>
+      </w:pPr>
+      <w:r>
+        <w:t xml:space="preserve">        BankAccount.count += 1;</w:t>
+      </w:r>
+    </w:p>
+    <w:p>
+      <w:pPr>
+        <w:pStyle w:val="Code"/>
+      </w:pPr>
+      <w:r>
+        <w:t xml:space="preserve">    }</w:t>
+      </w:r>
+    </w:p>
+    <w:p>
+      <w:pPr>
+        <w:pStyle w:val="Code"/>
+      </w:pPr>
+      <w:r>
+        <w:t xml:space="preserve">    get balance() { return this.#balance; }        // геттер без сеттера — только чтение</w:t>
+      </w:r>
+    </w:p>
+    <w:p>
+      <w:pPr>
+        <w:pStyle w:val="Code"/>
+      </w:pPr>
+      <w:r>
+        <w:t xml:space="preserve"> </w:t>
+      </w:r>
+    </w:p>
+    <w:p>
+      <w:pPr>
+        <w:pStyle w:val="Code"/>
+      </w:pPr>
+      <w:r>
+        <w:t xml:space="preserve">    deposit(amount) {</w:t>
+      </w:r>
+    </w:p>
+    <w:p>
+      <w:pPr>
+        <w:pStyle w:val="Code"/>
+      </w:pPr>
+      <w:r>
+        <w:t xml:space="preserve">        if (typeof amount !== 'number' || amount &lt;= 0) {</w:t>
+      </w:r>
+    </w:p>
+    <w:p>
+      <w:pPr>
+        <w:pStyle w:val="Code"/>
+      </w:pPr>
+      <w:r>
+        <w:t xml:space="preserve">            throw new InvalidAmountError(amount, 'Сумма должна быть положительной');</w:t>
+      </w:r>
+    </w:p>
+    <w:p>
+      <w:pPr>
+        <w:pStyle w:val="Code"/>
+      </w:pPr>
+      <w:r>
+        <w:t xml:space="preserve">        }</w:t>
+      </w:r>
+    </w:p>
+    <w:p>
+      <w:pPr>
+        <w:pStyle w:val="Code"/>
+      </w:pPr>
+      <w:r>
+        <w:t xml:space="preserve">        this.#balance += amount;</w:t>
+      </w:r>
+    </w:p>
+    <w:p>
+      <w:pPr>
+        <w:pStyle w:val="Code"/>
+      </w:pPr>
+      <w:r>
+        <w:t xml:space="preserve">    }</w:t>
+      </w:r>
+    </w:p>
+    <w:p>
+      <w:pPr>
+        <w:pStyle w:val="Code"/>
+      </w:pPr>
+      <w:r>
+        <w:t xml:space="preserve">    withdraw(amount) {</w:t>
+      </w:r>
+    </w:p>
+    <w:p>
+      <w:pPr>
+        <w:pStyle w:val="Code"/>
+      </w:pPr>
+      <w:r>
+        <w:t xml:space="preserve">        if (amount &gt; this.#balance) throw new InsufficientFundsError(amount, this.#balance);</w:t>
+      </w:r>
+    </w:p>
+    <w:p>
+      <w:pPr>
+        <w:pStyle w:val="Code"/>
+      </w:pPr>
+      <w:r>
+        <w:t xml:space="preserve">        this.#balance -= amount;</w:t>
+      </w:r>
+    </w:p>
+    <w:p>
+      <w:pPr>
+        <w:pStyle w:val="Code"/>
+      </w:pPr>
+      <w:r>
+        <w:t xml:space="preserve">    }</w:t>
+      </w:r>
+    </w:p>
+    <w:p>
+      <w:pPr>
+        <w:pStyle w:val="Code"/>
+      </w:pPr>
+      <w:r>
+        <w:t xml:space="preserve">    static compare(a, b) { return a.balance - b.balance; }</w:t>
+      </w:r>
+    </w:p>
+    <w:p>
+      <w:pPr>
+        <w:pStyle w:val="Code"/>
+      </w:pPr>
+      <w:r>
+        <w:t xml:space="preserve">}</w:t>
+      </w:r>
+    </w:p>
+    <w:p>
+      <w:pPr>
+        <w:pStyle w:val="Code"/>
+      </w:pPr>
+      <w:r>
+        <w:t xml:space="preserve"> </w:t>
+      </w:r>
+    </w:p>
+    <w:p>
+      <w:pPr>
+        <w:pStyle w:val="Code"/>
+      </w:pPr>
+      <w:r>
+        <w:t xml:space="preserve">class SavingsAccount extends BankAccount {</w:t>
+      </w:r>
+    </w:p>
+    <w:p>
+      <w:pPr>
+        <w:pStyle w:val="Code"/>
+      </w:pPr>
+      <w:r>
+        <w:t xml:space="preserve">    #rate = 5;</w:t>
+      </w:r>
+    </w:p>
+    <w:p>
+      <w:pPr>
+        <w:pStyle w:val="Code"/>
+      </w:pPr>
+      <w:r>
+        <w:t xml:space="preserve">    constructor(owner, balance, rate, limit) {</w:t>
+      </w:r>
+    </w:p>
+    <w:p>
+      <w:pPr>
+        <w:pStyle w:val="Code"/>
+      </w:pPr>
+      <w:r>
+        <w:t xml:space="preserve">        super(owner, balance);     // обязательно до обращения к this</w:t>
+      </w:r>
+    </w:p>
+    <w:p>
+      <w:pPr>
+        <w:pStyle w:val="Code"/>
+      </w:pPr>
+      <w:r>
+        <w:t xml:space="preserve">        this.rate = rate;          // сработает сеттер с проверкой диапазона</w:t>
+      </w:r>
+    </w:p>
+    <w:p>
+      <w:pPr>
+        <w:pStyle w:val="Code"/>
+      </w:pPr>
+      <w:r>
+        <w:t xml:space="preserve">        this.withdrawalLimit = limit;</w:t>
+      </w:r>
+    </w:p>
+    <w:p>
+      <w:pPr>
+        <w:pStyle w:val="Code"/>
+      </w:pPr>
+      <w:r>
+        <w:t xml:space="preserve">    }</w:t>
+      </w:r>
+    </w:p>
+    <w:p>
+      <w:pPr>
+        <w:pStyle w:val="Code"/>
+      </w:pPr>
+      <w:r>
+        <w:t xml:space="preserve">    get rate() { return this.#rate; }</w:t>
+      </w:r>
+    </w:p>
+    <w:p>
+      <w:pPr>
+        <w:pStyle w:val="Code"/>
+      </w:pPr>
+      <w:r>
+        <w:t xml:space="preserve">    set rate(value) {</w:t>
+      </w:r>
+    </w:p>
+    <w:p>
+      <w:pPr>
+        <w:pStyle w:val="Code"/>
+      </w:pPr>
+      <w:r>
+        <w:t xml:space="preserve">        if (value &lt; 0 || value &gt; 100) throw new RangeError('Ставка должна быть 0..100');</w:t>
+      </w:r>
+    </w:p>
+    <w:p>
+      <w:pPr>
+        <w:pStyle w:val="Code"/>
+      </w:pPr>
+      <w:r>
+        <w:t xml:space="preserve">        this.#rate = value;</w:t>
+      </w:r>
+    </w:p>
+    <w:p>
+      <w:pPr>
+        <w:pStyle w:val="Code"/>
+      </w:pPr>
+      <w:r>
+        <w:t xml:space="preserve">    }</w:t>
+      </w:r>
+    </w:p>
+    <w:p>
+      <w:pPr>
+        <w:pStyle w:val="Code"/>
+      </w:pPr>
+      <w:r>
+        <w:t xml:space="preserve">    addInterest() { return this.deposit(this.balance * this.#rate / 100); }</w:t>
+      </w:r>
+    </w:p>
+    <w:p>
+      <w:pPr>
+        <w:pStyle w:val="Code"/>
+      </w:pPr>
+      <w:r>
+        <w:t xml:space="preserve">    withdraw(amount) {</w:t>
+      </w:r>
+    </w:p>
+    <w:p>
+      <w:pPr>
+        <w:pStyle w:val="Code"/>
+      </w:pPr>
+      <w:r>
+        <w:t xml:space="preserve">        if (amount &gt; this.withdrawalLimit) throw new BankError('Превышен лимит снятия');</w:t>
+      </w:r>
+    </w:p>
+    <w:p>
+      <w:pPr>
+        <w:pStyle w:val="Code"/>
+      </w:pPr>
+      <w:r>
+        <w:t xml:space="preserve">        return super.withdraw(amount);       // вызов родительской версии метода</w:t>
+      </w:r>
+    </w:p>
+    <w:p>
+      <w:pPr>
+        <w:pStyle w:val="Code"/>
+      </w:pPr>
+      <w:r>
+        <w:t xml:space="preserve">    }</w:t>
+      </w:r>
+    </w:p>
+    <w:p>
+      <w:pPr>
+        <w:pStyle w:val="Code"/>
+      </w:pPr>
+      <w:r>
+        <w:t xml:space="preserve">}</w:t>
+      </w:r>
+    </w:p>
+    <w:p>
+      <w:pPr>
+        <w:pStyle w:val="Code"/>
+      </w:pPr>
+      <w:r>
+        <w:t xml:space="preserve"> </w:t>
+      </w:r>
+    </w:p>
+    <w:p>
+      <w:pPr>
+        <w:pStyle w:val="Code"/>
+      </w:pPr>
+      <w:r>
+        <w:t xml:space="preserve">class BankError extends Error {</w:t>
+      </w:r>
+    </w:p>
+    <w:p>
+      <w:pPr>
+        <w:pStyle w:val="Code"/>
+      </w:pPr>
+      <w:r>
+        <w:t xml:space="preserve">    constructor(message, options) { super(message, options); this.name = 'BankError'; }</w:t>
+      </w:r>
+    </w:p>
+    <w:p>
+      <w:pPr>
+        <w:pStyle w:val="Code"/>
+      </w:pPr>
+      <w:r>
+        <w:t xml:space="preserve">}</w:t>
+      </w:r>
+    </w:p>
+    <w:p>
+      <w:pPr>
+        <w:pStyle w:val="Code"/>
+      </w:pPr>
+      <w:r>
+        <w:t xml:space="preserve">class InsufficientFundsError extends BankError {</w:t>
+      </w:r>
+    </w:p>
+    <w:p>
+      <w:pPr>
+        <w:pStyle w:val="Code"/>
+      </w:pPr>
+      <w:r>
+        <w:t xml:space="preserve">    constructor(requested, available) {</w:t>
+      </w:r>
+    </w:p>
+    <w:p>
+      <w:pPr>
+        <w:pStyle w:val="Code"/>
+      </w:pPr>
+      <w:r>
+        <w:t xml:space="preserve">        super(`Недостаточно средств: запрошено ${requested} ₽, доступно ${available} ₽`);</w:t>
+      </w:r>
+    </w:p>
+    <w:p>
+      <w:pPr>
+        <w:pStyle w:val="Code"/>
+      </w:pPr>
+      <w:r>
+        <w:t xml:space="preserve">        this.name = 'InsufficientFundsError';</w:t>
+      </w:r>
+    </w:p>
+    <w:p>
+      <w:pPr>
+        <w:pStyle w:val="Code"/>
+      </w:pPr>
+      <w:r>
+        <w:t xml:space="preserve">        this.requested = requested; this.available = available;</w:t>
+      </w:r>
+    </w:p>
+    <w:p>
+      <w:pPr>
+        <w:pStyle w:val="Code"/>
+      </w:pPr>
+      <w:r>
+        <w:t xml:space="preserve">    }</w:t>
+      </w:r>
+    </w:p>
+    <w:p>
+      <w:pPr>
+        <w:pStyle w:val="Code"/>
+      </w:pPr>
+      <w:r>
+        <w:t xml:space="preserve">}</w:t>
+      </w:r>
+    </w:p>
+    <w:p>
+      <w:pPr>
+        <w:pStyle w:val="Code"/>
+        <w:spacing w:after="160"/>
+      </w:pPr>
+      <w:r>
+        <w:t xml:space="preserve"/>
+      </w:r>
+    </w:p>
+    <w:p>
+      <w:pPr>
+        <w:pStyle w:val="Heading2"/>
+      </w:pPr>
+      <w:r>
+        <w:t xml:space="preserve">Результат выполнения</w:t>
+      </w:r>
+    </w:p>
+    <w:p>
+      <w:pPr>
+        <w:jc w:val="center"/>
+        <w:spacing w:before="120" w:after="60"/>
+      </w:pPr>
+      <w:r>
+        <w:drawing>
+          <wp:inline distT="0" distB="0" distL="0" distR="0">
+            <wp:extent cx="6120000" cy="7616866"/>
+            <wp:effectExtent l="0" t="0" r="0" b="0"/>
+            <wp:docPr id="19" name="Изображение 19" descr="laba6-1.png"/>
+            <wp:cNvGraphicFramePr>
+              <a:graphicFrameLocks noChangeAspect="1"/>
+            </wp:cNvGraphicFramePr>
+            <a:graphic>
+              <a:graphicData uri="http://schemas.openxmlformats.org/drawingml/2006/picture">
+                <pic:pic>
+                  <pic:nvPicPr>
+                    <pic:cNvPr id="19" name="laba6-1.png"/>
+                    <pic:cNvPicPr/>
+                  </pic:nvPicPr>
+                  <pic:blipFill>
+                    <a:blip r:embed="rIdImg19"/>
+                    <a:stretch>
+                      <a:fillRect/>
+                    </a:stretch>
+                  </pic:blipFill>
+                  <pic:spPr>
+                    <a:xfrm>
+                      <a:off x="0" y="0"/>
+                      <a:ext cx="6120000" cy="7616866"/>
+                    </a:xfrm>
+                    <a:prstGeom prst="rect">
+                      <a:avLst/>
+                    </a:prstGeom>
+                  </pic:spPr>
+                </pic:pic>
+              </a:graphicData>
+            </a:graphic>
+          </wp:inline>
+        </w:drawing>
+      </w:r>
+    </w:p>
+    <w:p>
+      <w:pPr>
+        <w:jc w:val="center"/>
+        <w:spacing w:after="200"/>
+      </w:pPr>
+      <w:r>
+        <w:rPr>
+          <w:i/>
+          <w:sz w:val="18"/>
+          <w:color w:val="595959"/>
+        </w:rPr>
+        <w:t xml:space="preserve">Рис. 19. Вывод программы laba6.js (часть 1 из 3)</w:t>
+      </w:r>
+    </w:p>
+    <w:p>
+      <w:pPr>
+        <w:jc w:val="center"/>
+        <w:spacing w:before="120" w:after="60"/>
+      </w:pPr>
+      <w:r>
+        <w:drawing>
+          <wp:inline distT="0" distB="0" distL="0" distR="0">
+            <wp:extent cx="6120000" cy="8053452"/>
+            <wp:effectExtent l="0" t="0" r="0" b="0"/>
+            <wp:docPr id="20" name="Изображение 20" descr="laba6-2.png"/>
+            <wp:cNvGraphicFramePr>
+              <a:graphicFrameLocks noChangeAspect="1"/>
+            </wp:cNvGraphicFramePr>
+            <a:graphic>
+              <a:graphicData uri="http://schemas.openxmlformats.org/drawingml/2006/picture">
+                <pic:pic>
+                  <pic:nvPicPr>
+                    <pic:cNvPr id="20" name="laba6-2.png"/>
+                    <pic:cNvPicPr/>
+                  </pic:nvPicPr>
+                  <pic:blipFill>
+                    <a:blip r:embed="rIdImg20"/>
                     <a:stretch>
                       <a:fillRect/>
                     </a:stretch>
@@ -4043,7 +4822,7 @@
           <w:sz w:val="18"/>
           <w:color w:val="595959"/>
         </w:rPr>
-        <w:t xml:space="preserve">Рис. 13. Вывод программы laba6.js (часть 2 из 3)</w:t>
+        <w:t xml:space="preserve">Рис. 20. Вывод программы laba6.js (часть 2 из 3)</w:t>
       </w:r>
     </w:p>
     <w:p>
@@ -4056,7 +4835,7 @@
           <wp:inline distT="0" distB="0" distL="0" distR="0">
             <wp:extent cx="6120000" cy="7172484"/>
             <wp:effectExtent l="0" t="0" r="0" b="0"/>
-            <wp:docPr id="14" name="Изображение 14" descr="laba6-3.png"/>
+            <wp:docPr id="21" name="Изображение 21" descr="laba6-3.png"/>
             <wp:cNvGraphicFramePr>
               <a:graphicFrameLocks noChangeAspect="1"/>
             </wp:cNvGraphicFramePr>
@@ -4064,11 +4843,11 @@
               <a:graphicData uri="http://schemas.openxmlformats.org/drawingml/2006/picture">
                 <pic:pic>
                   <pic:nvPicPr>
-                    <pic:cNvPr id="14" name="laba6-3.png"/>
+                    <pic:cNvPr id="21" name="laba6-3.png"/>
                     <pic:cNvPicPr/>
                   </pic:nvPicPr>
                   <pic:blipFill>
-                    <a:blip r:embed="rIdImg14"/>
+                    <a:blip r:embed="rIdImg21"/>
                     <a:stretch>
                       <a:fillRect/>
                     </a:stretch>
@@ -4100,7 +4879,7 @@
           <w:sz w:val="18"/>
           <w:color w:val="595959"/>
         </w:rPr>
-        <w:t xml:space="preserve">Рис. 14. Вывод программы laba6.js (часть 3 из 3)</w:t>
+        <w:t xml:space="preserve">Рис. 21. Вывод программы laba6.js (часть 3 из 3)</w:t>
       </w:r>
     </w:p>
     <w:p>
@@ -4548,7 +5327,7 @@
           <wp:inline distT="0" distB="0" distL="0" distR="0">
             <wp:extent cx="6120000" cy="7764994"/>
             <wp:effectExtent l="0" t="0" r="0" b="0"/>
-            <wp:docPr id="15" name="Изображение 15" descr="laba7-1.png"/>
+            <wp:docPr id="22" name="Изображение 22" descr="laba7-1.png"/>
             <wp:cNvGraphicFramePr>
               <a:graphicFrameLocks noChangeAspect="1"/>
             </wp:cNvGraphicFramePr>
@@ -4556,11 +5335,11 @@
               <a:graphicData uri="http://schemas.openxmlformats.org/drawingml/2006/picture">
                 <pic:pic>
                   <pic:nvPicPr>
-                    <pic:cNvPr id="15" name="laba7-1.png"/>
+                    <pic:cNvPr id="22" name="laba7-1.png"/>
                     <pic:cNvPicPr/>
                   </pic:nvPicPr>
                   <pic:blipFill>
-                    <a:blip r:embed="rIdImg15"/>
+                    <a:blip r:embed="rIdImg22"/>
                     <a:stretch>
                       <a:fillRect/>
                     </a:stretch>
@@ -4592,7 +5371,7 @@
           <w:sz w:val="18"/>
           <w:color w:val="595959"/>
         </w:rPr>
-        <w:t xml:space="preserve">Рис. 15. Вывод программы laba7.js (часть 1 из 3)</w:t>
+        <w:t xml:space="preserve">Рис. 22. Вывод программы laba7.js (часть 1 из 3)</w:t>
       </w:r>
     </w:p>
     <w:p>
@@ -4605,7 +5384,7 @@
           <wp:inline distT="0" distB="0" distL="0" distR="0">
             <wp:extent cx="6120000" cy="7616866"/>
             <wp:effectExtent l="0" t="0" r="0" b="0"/>
-            <wp:docPr id="16" name="Изображение 16" descr="laba7-2.png"/>
+            <wp:docPr id="23" name="Изображение 23" descr="laba7-2.png"/>
             <wp:cNvGraphicFramePr>
               <a:graphicFrameLocks noChangeAspect="1"/>
             </wp:cNvGraphicFramePr>
@@ -4613,11 +5392,11 @@
               <a:graphicData uri="http://schemas.openxmlformats.org/drawingml/2006/picture">
                 <pic:pic>
                   <pic:nvPicPr>
-                    <pic:cNvPr id="16" name="laba7-2.png"/>
+                    <pic:cNvPr id="23" name="laba7-2.png"/>
                     <pic:cNvPicPr/>
                   </pic:nvPicPr>
                   <pic:blipFill>
-                    <a:blip r:embed="rIdImg16"/>
+                    <a:blip r:embed="rIdImg23"/>
                     <a:stretch>
                       <a:fillRect/>
                     </a:stretch>
@@ -4649,7 +5428,7 @@
           <w:sz w:val="18"/>
           <w:color w:val="595959"/>
         </w:rPr>
-        <w:t xml:space="preserve">Рис. 16. Вывод программы laba7.js (часть 2 из 3)</w:t>
+        <w:t xml:space="preserve">Рис. 23. Вывод программы laba7.js (часть 2 из 3)</w:t>
       </w:r>
     </w:p>
     <w:p>
@@ -4662,7 +5441,7 @@
           <wp:inline distT="0" distB="0" distL="0" distR="0">
             <wp:extent cx="6120000" cy="5003100"/>
             <wp:effectExtent l="0" t="0" r="0" b="0"/>
-            <wp:docPr id="17" name="Изображение 17" descr="laba7-3.png"/>
+            <wp:docPr id="24" name="Изображение 24" descr="laba7-3.png"/>
             <wp:cNvGraphicFramePr>
               <a:graphicFrameLocks noChangeAspect="1"/>
             </wp:cNvGraphicFramePr>
@@ -4670,11 +5449,11 @@
               <a:graphicData uri="http://schemas.openxmlformats.org/drawingml/2006/picture">
                 <pic:pic>
                   <pic:nvPicPr>
-                    <pic:cNvPr id="17" name="laba7-3.png"/>
+                    <pic:cNvPr id="24" name="laba7-3.png"/>
                     <pic:cNvPicPr/>
                   </pic:nvPicPr>
                   <pic:blipFill>
-                    <a:blip r:embed="rIdImg17"/>
+                    <a:blip r:embed="rIdImg24"/>
                     <a:stretch>
                       <a:fillRect/>
                     </a:stretch>
@@ -4706,7 +5485,7 @@
           <w:sz w:val="18"/>
           <w:color w:val="595959"/>
         </w:rPr>
-        <w:t xml:space="preserve">Рис. 17. Вывод программы laba7.js (часть 3 из 3)</w:t>
+        <w:t xml:space="preserve">Рис. 24. Вывод программы laba7.js (часть 3 из 3)</w:t>
       </w:r>
     </w:p>
     <w:p>
@@ -5256,7 +6035,7 @@
           <wp:inline distT="0" distB="0" distL="0" distR="0">
             <wp:extent cx="6120000" cy="6587771"/>
             <wp:effectExtent l="0" t="0" r="0" b="0"/>
-            <wp:docPr id="18" name="Изображение 18" descr="laba8-selftest.png"/>
+            <wp:docPr id="25" name="Изображение 25" descr="laba8-selftest.png"/>
             <wp:cNvGraphicFramePr>
               <a:graphicFrameLocks noChangeAspect="1"/>
             </wp:cNvGraphicFramePr>
@@ -5264,11 +6043,11 @@
               <a:graphicData uri="http://schemas.openxmlformats.org/drawingml/2006/picture">
                 <pic:pic>
                   <pic:nvPicPr>
-                    <pic:cNvPr id="18" name="laba8-selftest.png"/>
+                    <pic:cNvPr id="25" name="laba8-selftest.png"/>
                     <pic:cNvPicPr/>
                   </pic:nvPicPr>
                   <pic:blipFill>
-                    <a:blip r:embed="rIdImg18"/>
+                    <a:blip r:embed="rIdImg25"/>
                     <a:stretch>
                       <a:fillRect/>
                     </a:stretch>
@@ -5300,7 +6079,7 @@
           <w:sz w:val="18"/>
           <w:color w:val="595959"/>
         </w:rPr>
-        <w:t xml:space="preserve">Рис. 18. Самопроверка сервера лабораторной №8: AJAX, Comet, SSE, JSONP, WebSocket</w:t>
+        <w:t xml:space="preserve">Рис. 25. Самопроверка сервера лабораторной №8: AJAX, Comet, SSE, JSONP, WebSocket</w:t>
       </w:r>
     </w:p>
     <w:p>
@@ -5313,7 +6092,7 @@
           <wp:inline distT="0" distB="0" distL="0" distR="0">
             <wp:extent cx="6120000" cy="5003100"/>
             <wp:effectExtent l="0" t="0" r="0" b="0"/>
-            <wp:docPr id="19" name="Изображение 19" descr="site-progress.png"/>
+            <wp:docPr id="26" name="Изображение 26" descr="site-progress.png"/>
             <wp:cNvGraphicFramePr>
               <a:graphicFrameLocks noChangeAspect="1"/>
             </wp:cNvGraphicFramePr>
@@ -5321,11 +6100,11 @@
               <a:graphicData uri="http://schemas.openxmlformats.org/drawingml/2006/picture">
                 <pic:pic>
                   <pic:nvPicPr>
-                    <pic:cNvPr id="19" name="site-progress.png"/>
+                    <pic:cNvPr id="26" name="site-progress.png"/>
                     <pic:cNvPicPr/>
                   </pic:nvPicPr>
                   <pic:blipFill>
-                    <a:blip r:embed="rIdImg19"/>
+                    <a:blip r:embed="rIdImg26"/>
                     <a:stretch>
                       <a:fillRect/>
                     </a:stretch>
@@ -5357,7 +6136,7 @@
           <w:sz w:val="18"/>
           <w:color w:val="595959"/>
         </w:rPr>
-        <w:t xml:space="preserve">Рис. 19. Компонент ProgressBar: два экземпляра с разной скоростью, быстрый дошёл до 100% («Готово!» и кнопка «Заново»)</w:t>
+        <w:t xml:space="preserve">Рис. 26. Компонент ProgressBar: два экземпляра с разной скоростью, быстрый дошёл до 100% («Готово!» и кнопка «Заново»)</w:t>
       </w:r>
     </w:p>
     <w:p>
@@ -5370,7 +6149,7 @@
           <wp:inline distT="0" distB="0" distL="0" distR="0">
             <wp:extent cx="6120000" cy="5003100"/>
             <wp:effectExtent l="0" t="0" r="0" b="0"/>
-            <wp:docPr id="20" name="Изображение 20" descr="laba8-ajax-page.png"/>
+            <wp:docPr id="27" name="Изображение 27" descr="laba8-ajax-page.png"/>
             <wp:cNvGraphicFramePr>
               <a:graphicFrameLocks noChangeAspect="1"/>
             </wp:cNvGraphicFramePr>
@@ -5378,11 +6157,11 @@
               <a:graphicData uri="http://schemas.openxmlformats.org/drawingml/2006/picture">
                 <pic:pic>
                   <pic:nvPicPr>
-                    <pic:cNvPr id="20" name="laba8-ajax-page.png"/>
+                    <pic:cNvPr id="27" name="laba8-ajax-page.png"/>
                     <pic:cNvPicPr/>
                   </pic:nvPicPr>
                   <pic:blipFill>
-                    <a:blip r:embed="rIdImg20"/>
+                    <a:blip r:embed="rIdImg27"/>
                     <a:stretch>
                       <a:fillRect/>
                     </a:stretch>
@@ -5414,7 +6193,7 @@
           <w:sz w:val="18"/>
           <w:color w:val="595959"/>
         </w:rPr>
-        <w:t xml:space="preserve">Рис. 20. Задание 2: страница AJAX с полем ввода, кнопкой и списком сообщений (обновление раз в 2 секунды)</w:t>
+        <w:t xml:space="preserve">Рис. 27. Задание 2: страница AJAX с полем ввода, кнопкой и списком сообщений (обновление раз в 2 секунды)</w:t>
       </w:r>
     </w:p>
     <w:p>
